--- a/backend/templates/Form-B (Indemnity)- NDEL_Multiple Claimant.docx
+++ b/backend/templates/Form-B (Indemnity)- NDEL_Multiple Claimant.docx
@@ -1,6 +1,6 @@
 
 <file path=word/document.xml><?xml version="1.0" encoding="utf-8"?>
-<w:document xmlns:wpc="http://schemas.microsoft.com/office/word/2010/wordprocessingCanvas" xmlns:cx="http://schemas.microsoft.com/office/drawing/2014/chartex" xmlns:mc="http://schemas.openxmlformats.org/markup-compatibility/2006" xmlns:o="urn:schemas-microsoft-com:office:office" xmlns:r="http://schemas.openxmlformats.org/officeDocument/2006/relationships" xmlns:m="http://schemas.openxmlformats.org/officeDocument/2006/math" xmlns:v="urn:schemas-microsoft-com:vml" xmlns:wp14="http://schemas.microsoft.com/office/word/2010/wordprocessingDrawing" xmlns:wp="http://schemas.openxmlformats.org/drawingml/2006/wordprocessingDrawing" xmlns:w10="urn:schemas-microsoft-com:office:word" xmlns:w="http://schemas.openxmlformats.org/wordprocessingml/2006/main" xmlns:w14="http://schemas.microsoft.com/office/word/2010/wordml" xmlns:w15="http://schemas.microsoft.com/office/word/2012/wordml" xmlns:w16se="http://schemas.microsoft.com/office/word/2015/wordml/symex" xmlns:wpg="http://schemas.microsoft.com/office/word/2010/wordprocessingGroup" xmlns:wpi="http://schemas.microsoft.com/office/word/2010/wordprocessingInk" xmlns:wne="http://schemas.microsoft.com/office/word/2006/wordml" xmlns:wps="http://schemas.microsoft.com/office/word/2010/wordprocessingShape" mc:Ignorable="w14 w15 w16se wp14">
+<w:document xmlns:wpc="http://schemas.microsoft.com/office/word/2010/wordprocessingCanvas" xmlns:cx="http://schemas.microsoft.com/office/drawing/2014/chartex" xmlns:cx1="http://schemas.microsoft.com/office/drawing/2015/9/8/chartex" xmlns:cx2="http://schemas.microsoft.com/office/drawing/2015/10/21/chartex" xmlns:cx3="http://schemas.microsoft.com/office/drawing/2016/5/9/chartex" xmlns:cx4="http://schemas.microsoft.com/office/drawing/2016/5/10/chartex" xmlns:cx5="http://schemas.microsoft.com/office/drawing/2016/5/11/chartex" xmlns:cx6="http://schemas.microsoft.com/office/drawing/2016/5/12/chartex" xmlns:cx7="http://schemas.microsoft.com/office/drawing/2016/5/13/chartex" xmlns:cx8="http://schemas.microsoft.com/office/drawing/2016/5/14/chartex" xmlns:mc="http://schemas.openxmlformats.org/markup-compatibility/2006" xmlns:aink="http://schemas.microsoft.com/office/drawing/2016/ink" xmlns:am3d="http://schemas.microsoft.com/office/drawing/2017/model3d" xmlns:o="urn:schemas-microsoft-com:office:office" xmlns:oel="http://schemas.microsoft.com/office/2019/extlst" xmlns:r="http://schemas.openxmlformats.org/officeDocument/2006/relationships" xmlns:m="http://schemas.openxmlformats.org/officeDocument/2006/math" xmlns:v="urn:schemas-microsoft-com:vml" xmlns:wp14="http://schemas.microsoft.com/office/word/2010/wordprocessingDrawing" xmlns:wp="http://schemas.openxmlformats.org/drawingml/2006/wordprocessingDrawing" xmlns:w10="urn:schemas-microsoft-com:office:word" xmlns:w="http://schemas.openxmlformats.org/wordprocessingml/2006/main" xmlns:w14="http://schemas.microsoft.com/office/word/2010/wordml" xmlns:w15="http://schemas.microsoft.com/office/word/2012/wordml" xmlns:w16cex="http://schemas.microsoft.com/office/word/2018/wordml/cex" xmlns:w16cid="http://schemas.microsoft.com/office/word/2016/wordml/cid" xmlns:w16="http://schemas.microsoft.com/office/word/2018/wordml" xmlns:w16du="http://schemas.microsoft.com/office/word/2023/wordml/word16du" xmlns:w16sdtdh="http://schemas.microsoft.com/office/word/2020/wordml/sdtdatahash" xmlns:w16sdtfl="http://schemas.microsoft.com/office/word/2024/wordml/sdtformatlock" xmlns:w16se="http://schemas.microsoft.com/office/word/2015/wordml/symex" xmlns:wpg="http://schemas.microsoft.com/office/word/2010/wordprocessingGroup" xmlns:wpi="http://schemas.microsoft.com/office/word/2010/wordprocessingInk" xmlns:wne="http://schemas.microsoft.com/office/word/2006/wordml" xmlns:wps="http://schemas.microsoft.com/office/word/2010/wordprocessingShape" mc:Ignorable="w14 w15 w16se w16cid w16 w16cex w16sdtdh w16sdtfl w16du wp14">
   <w:body>
     <w:tbl>
       <w:tblPr>
@@ -345,73 +345,7 @@
           <w:szCs w:val="24"/>
           <w:lang w:val="en-IN" w:eastAsia="en-GB" w:bidi="hi-IN"/>
         </w:rPr>
-        <w:t xml:space="preserve">[Name as per </w:t>
-      </w:r>
-      <w:proofErr w:type="spellStart"/>
-      <w:r>
-        <w:rPr>
-          <w:rFonts w:ascii="Arial" w:eastAsia="Times New Roman" w:hAnsi="Arial" w:cs="Arial"/>
-          <w:b/>
-          <w:sz w:val="24"/>
-          <w:szCs w:val="24"/>
-          <w:lang w:val="en-IN" w:eastAsia="en-GB" w:bidi="hi-IN"/>
-        </w:rPr>
-        <w:t>Aadhar</w:t>
-      </w:r>
-      <w:proofErr w:type="spellEnd"/>
-      <w:r>
-        <w:rPr>
-          <w:rFonts w:ascii="Arial" w:eastAsia="Times New Roman" w:hAnsi="Arial" w:cs="Arial"/>
-          <w:b/>
-          <w:sz w:val="24"/>
-          <w:szCs w:val="24"/>
-          <w:lang w:val="en-IN" w:eastAsia="en-GB" w:bidi="hi-IN"/>
-        </w:rPr>
-        <w:t xml:space="preserve"> C1] &amp; [Name as per </w:t>
-      </w:r>
-      <w:proofErr w:type="spellStart"/>
-      <w:r>
-        <w:rPr>
-          <w:rFonts w:ascii="Arial" w:eastAsia="Times New Roman" w:hAnsi="Arial" w:cs="Arial"/>
-          <w:b/>
-          <w:sz w:val="24"/>
-          <w:szCs w:val="24"/>
-          <w:lang w:val="en-IN" w:eastAsia="en-GB" w:bidi="hi-IN"/>
-        </w:rPr>
-        <w:t>Aadhar</w:t>
-      </w:r>
-      <w:proofErr w:type="spellEnd"/>
-      <w:r>
-        <w:rPr>
-          <w:rFonts w:ascii="Arial" w:eastAsia="Times New Roman" w:hAnsi="Arial" w:cs="Arial"/>
-          <w:b/>
-          <w:sz w:val="24"/>
-          <w:szCs w:val="24"/>
-          <w:lang w:val="en-IN" w:eastAsia="en-GB" w:bidi="hi-IN"/>
-        </w:rPr>
-        <w:t xml:space="preserve"> C2] &amp; [Name as per </w:t>
-      </w:r>
-      <w:proofErr w:type="spellStart"/>
-      <w:r>
-        <w:rPr>
-          <w:rFonts w:ascii="Arial" w:eastAsia="Times New Roman" w:hAnsi="Arial" w:cs="Arial"/>
-          <w:b/>
-          <w:sz w:val="24"/>
-          <w:szCs w:val="24"/>
-          <w:lang w:val="en-IN" w:eastAsia="en-GB" w:bidi="hi-IN"/>
-        </w:rPr>
-        <w:t>Aadhar</w:t>
-      </w:r>
-      <w:proofErr w:type="spellEnd"/>
-      <w:r>
-        <w:rPr>
-          <w:rFonts w:ascii="Arial" w:eastAsia="Times New Roman" w:hAnsi="Arial" w:cs="Arial"/>
-          <w:b/>
-          <w:sz w:val="24"/>
-          <w:szCs w:val="24"/>
-          <w:lang w:val="en-IN" w:eastAsia="en-GB" w:bidi="hi-IN"/>
-        </w:rPr>
-        <w:t xml:space="preserve"> C3]</w:t>
+        <w:t>[Name as per Aadhar C1] &amp; [Name as per Aadhar C2] &amp; [Name as per Aadhar C3]</w:t>
       </w:r>
       <w:r>
         <w:rPr>
@@ -1216,7 +1150,6 @@
                 <w:b/>
               </w:rPr>
             </w:pPr>
-            <w:proofErr w:type="spellStart"/>
             <w:r>
               <w:rPr>
                 <w:rFonts w:cstheme="minorHAnsi"/>
@@ -1224,17 +1157,7 @@
                 <w:sz w:val="24"/>
                 <w:szCs w:val="24"/>
               </w:rPr>
-              <w:t>Rs</w:t>
-            </w:r>
-            <w:proofErr w:type="spellEnd"/>
-            <w:r>
-              <w:rPr>
-                <w:rFonts w:cstheme="minorHAnsi"/>
-                <w:b/>
-                <w:sz w:val="24"/>
-                <w:szCs w:val="24"/>
-              </w:rPr>
-              <w:t>.</w:t>
+              <w:t>Rs.</w:t>
             </w:r>
             <w:r>
               <w:rPr>
@@ -1366,7 +1289,6 @@
                 <w:b/>
               </w:rPr>
             </w:pPr>
-            <w:proofErr w:type="spellStart"/>
             <w:r>
               <w:rPr>
                 <w:rFonts w:cstheme="minorHAnsi"/>
@@ -1374,17 +1296,7 @@
                 <w:sz w:val="24"/>
                 <w:szCs w:val="24"/>
               </w:rPr>
-              <w:t>Rs</w:t>
-            </w:r>
-            <w:proofErr w:type="spellEnd"/>
-            <w:r>
-              <w:rPr>
-                <w:rFonts w:cstheme="minorHAnsi"/>
-                <w:b/>
-                <w:sz w:val="24"/>
-                <w:szCs w:val="24"/>
-              </w:rPr>
-              <w:t>.</w:t>
+              <w:t>Rs.</w:t>
             </w:r>
             <w:r>
               <w:rPr>
@@ -1516,7 +1428,6 @@
                 <w:b/>
               </w:rPr>
             </w:pPr>
-            <w:proofErr w:type="spellStart"/>
             <w:r>
               <w:rPr>
                 <w:rFonts w:cstheme="minorHAnsi"/>
@@ -1524,17 +1435,7 @@
                 <w:sz w:val="24"/>
                 <w:szCs w:val="24"/>
               </w:rPr>
-              <w:t>Rs</w:t>
-            </w:r>
-            <w:proofErr w:type="spellEnd"/>
-            <w:r>
-              <w:rPr>
-                <w:rFonts w:cstheme="minorHAnsi"/>
-                <w:b/>
-                <w:sz w:val="24"/>
-                <w:szCs w:val="24"/>
-              </w:rPr>
-              <w:t>.</w:t>
+              <w:t>Rs.</w:t>
             </w:r>
             <w:r>
               <w:rPr>
@@ -1675,7 +1576,6 @@
                 <w:b/>
               </w:rPr>
             </w:pPr>
-            <w:proofErr w:type="spellStart"/>
             <w:r>
               <w:rPr>
                 <w:rFonts w:cstheme="minorHAnsi"/>
@@ -1683,17 +1583,7 @@
                 <w:sz w:val="24"/>
                 <w:szCs w:val="24"/>
               </w:rPr>
-              <w:t>Rs</w:t>
-            </w:r>
-            <w:proofErr w:type="spellEnd"/>
-            <w:r>
-              <w:rPr>
-                <w:rFonts w:cstheme="minorHAnsi"/>
-                <w:b/>
-                <w:sz w:val="24"/>
-                <w:szCs w:val="24"/>
-              </w:rPr>
-              <w:t>.</w:t>
+              <w:t>Rs.</w:t>
             </w:r>
             <w:r>
               <w:rPr>
@@ -1834,7 +1724,6 @@
                 <w:b/>
               </w:rPr>
             </w:pPr>
-            <w:proofErr w:type="spellStart"/>
             <w:r>
               <w:rPr>
                 <w:rFonts w:cstheme="minorHAnsi"/>
@@ -1842,17 +1731,7 @@
                 <w:sz w:val="24"/>
                 <w:szCs w:val="24"/>
               </w:rPr>
-              <w:t>Rs</w:t>
-            </w:r>
-            <w:proofErr w:type="spellEnd"/>
-            <w:r>
-              <w:rPr>
-                <w:rFonts w:cstheme="minorHAnsi"/>
-                <w:b/>
-                <w:sz w:val="24"/>
-                <w:szCs w:val="24"/>
-              </w:rPr>
-              <w:t>.</w:t>
+              <w:t>Rs.</w:t>
             </w:r>
             <w:r>
               <w:rPr>
@@ -2003,7 +1882,6 @@
                 <w:b/>
               </w:rPr>
             </w:pPr>
-            <w:proofErr w:type="spellStart"/>
             <w:r>
               <w:rPr>
                 <w:rFonts w:cstheme="minorHAnsi"/>
@@ -2011,17 +1889,7 @@
                 <w:sz w:val="24"/>
                 <w:szCs w:val="24"/>
               </w:rPr>
-              <w:t>Rs</w:t>
-            </w:r>
-            <w:proofErr w:type="spellEnd"/>
-            <w:r>
-              <w:rPr>
-                <w:rFonts w:cstheme="minorHAnsi"/>
-                <w:b/>
-                <w:sz w:val="24"/>
-                <w:szCs w:val="24"/>
-              </w:rPr>
-              <w:t>.</w:t>
+              <w:t>Rs.</w:t>
             </w:r>
             <w:r>
               <w:rPr>
@@ -2204,7 +2072,6 @@
                 <w:b/>
               </w:rPr>
             </w:pPr>
-            <w:proofErr w:type="spellStart"/>
             <w:r>
               <w:rPr>
                 <w:rFonts w:cstheme="minorHAnsi"/>
@@ -2212,17 +2079,7 @@
                 <w:sz w:val="24"/>
                 <w:szCs w:val="24"/>
               </w:rPr>
-              <w:t>Rs</w:t>
-            </w:r>
-            <w:proofErr w:type="spellEnd"/>
-            <w:r>
-              <w:rPr>
-                <w:rFonts w:cstheme="minorHAnsi"/>
-                <w:b/>
-                <w:sz w:val="24"/>
-                <w:szCs w:val="24"/>
-              </w:rPr>
-              <w:t>.</w:t>
+              <w:t>Rs.</w:t>
             </w:r>
             <w:r>
               <w:rPr>
@@ -2405,7 +2262,6 @@
                 <w:b/>
               </w:rPr>
             </w:pPr>
-            <w:proofErr w:type="spellStart"/>
             <w:r>
               <w:rPr>
                 <w:rFonts w:cstheme="minorHAnsi"/>
@@ -2413,17 +2269,7 @@
                 <w:sz w:val="24"/>
                 <w:szCs w:val="24"/>
               </w:rPr>
-              <w:t>Rs</w:t>
-            </w:r>
-            <w:proofErr w:type="spellEnd"/>
-            <w:r>
-              <w:rPr>
-                <w:rFonts w:cstheme="minorHAnsi"/>
-                <w:b/>
-                <w:sz w:val="24"/>
-                <w:szCs w:val="24"/>
-              </w:rPr>
-              <w:t>.</w:t>
+              <w:t>Rs.</w:t>
             </w:r>
             <w:r>
               <w:rPr>
@@ -2606,7 +2452,6 @@
                 <w:b/>
               </w:rPr>
             </w:pPr>
-            <w:proofErr w:type="spellStart"/>
             <w:r>
               <w:rPr>
                 <w:rFonts w:cstheme="minorHAnsi"/>
@@ -2614,17 +2459,7 @@
                 <w:sz w:val="24"/>
                 <w:szCs w:val="24"/>
               </w:rPr>
-              <w:t>Rs</w:t>
-            </w:r>
-            <w:proofErr w:type="spellEnd"/>
-            <w:r>
-              <w:rPr>
-                <w:rFonts w:cstheme="minorHAnsi"/>
-                <w:b/>
-                <w:sz w:val="24"/>
-                <w:szCs w:val="24"/>
-              </w:rPr>
-              <w:t>.</w:t>
+              <w:t>Rs.</w:t>
             </w:r>
             <w:r>
               <w:rPr>
@@ -2807,7 +2642,6 @@
                 <w:b/>
               </w:rPr>
             </w:pPr>
-            <w:proofErr w:type="spellStart"/>
             <w:r>
               <w:rPr>
                 <w:rFonts w:cstheme="minorHAnsi"/>
@@ -2815,17 +2649,7 @@
                 <w:sz w:val="24"/>
                 <w:szCs w:val="24"/>
               </w:rPr>
-              <w:t>Rs</w:t>
-            </w:r>
-            <w:proofErr w:type="spellEnd"/>
-            <w:r>
-              <w:rPr>
-                <w:rFonts w:cstheme="minorHAnsi"/>
-                <w:b/>
-                <w:sz w:val="24"/>
-                <w:szCs w:val="24"/>
-              </w:rPr>
-              <w:t>.</w:t>
+              <w:t>Rs.</w:t>
             </w:r>
             <w:r>
               <w:rPr>
@@ -3155,7 +2979,6 @@
           <w:sz w:val="24"/>
           <w:szCs w:val="24"/>
         </w:rPr>
-        <w:lastRenderedPageBreak/>
         <w:t xml:space="preserve">IN WITNESS WHEREOF the said </w:t>
       </w:r>
     </w:p>
@@ -3277,466 +3100,21 @@
       </w:pPr>
       <w:r>
         <w:rPr>
-          <w:rFonts w:ascii="Arial" w:hAnsi="Arial" w:cs="Arial"/>
-          <w:sz w:val="24"/>
-          <w:szCs w:val="24"/>
-          <w:vertAlign w:val="superscript"/>
-        </w:rPr>
-        <w:t>#</w:t>
-      </w:r>
-      <w:r>
-        <w:rPr>
-          <w:rFonts w:ascii="Arial" w:hAnsi="Arial" w:cs="Arial"/>
-          <w:sz w:val="24"/>
-          <w:szCs w:val="24"/>
-        </w:rPr>
-        <w:t>, have hereunto set their respective hands and seals this day</w:t>
-      </w:r>
-      <w:r>
-        <w:rPr>
-          <w:rFonts w:ascii="Arial" w:hAnsi="Arial" w:cs="Arial"/>
-          <w:sz w:val="24"/>
-          <w:szCs w:val="24"/>
-        </w:rPr>
-        <w:t xml:space="preserve"> of ____________________</w:t>
-      </w:r>
-    </w:p>
-    <w:p>
-      <w:pPr>
-        <w:rPr>
-          <w:rFonts w:cstheme="minorHAnsi"/>
-          <w:b/>
-          <w:sz w:val="24"/>
-          <w:szCs w:val="24"/>
-        </w:rPr>
-      </w:pPr>
-      <w:r>
-        <w:rPr>
-          <w:rFonts w:cstheme="minorHAnsi"/>
-          <w:b/>
           <w:noProof/>
-          <w:sz w:val="24"/>
-          <w:szCs w:val="24"/>
         </w:rPr>
         <mc:AlternateContent>
           <mc:Choice Requires="wps">
             <w:drawing>
-              <wp:anchor distT="45720" distB="45720" distL="114300" distR="114300" simplePos="0" relativeHeight="251666432" behindDoc="0" locked="0" layoutInCell="1" allowOverlap="1" wp14:anchorId="7BA42C81" wp14:editId="644C4DEB">
-                <wp:simplePos x="0" y="0"/>
-                <wp:positionH relativeFrom="margin">
-                  <wp:align>left</wp:align>
-                </wp:positionH>
-                <wp:positionV relativeFrom="paragraph">
-                  <wp:posOffset>201930</wp:posOffset>
-                </wp:positionV>
-                <wp:extent cx="3251200" cy="2139950"/>
-                <wp:effectExtent l="0" t="0" r="25400" b="12700"/>
-                <wp:wrapSquare wrapText="bothSides"/>
-                <wp:docPr id="217" name="Text Box 2"/>
-                <wp:cNvGraphicFramePr>
-                  <a:graphicFrameLocks xmlns:a="http://schemas.openxmlformats.org/drawingml/2006/main"/>
-                </wp:cNvGraphicFramePr>
-                <a:graphic xmlns:a="http://schemas.openxmlformats.org/drawingml/2006/main">
-                  <a:graphicData uri="http://schemas.microsoft.com/office/word/2010/wordprocessingShape">
-                    <wps:wsp>
-                      <wps:cNvSpPr txBox="1">
-                        <a:spLocks noChangeArrowheads="1"/>
-                      </wps:cNvSpPr>
-                      <wps:spPr bwMode="auto">
-                        <a:xfrm>
-                          <a:off x="0" y="0"/>
-                          <a:ext cx="3251200" cy="2139950"/>
-                        </a:xfrm>
-                        <a:prstGeom prst="rect">
-                          <a:avLst/>
-                        </a:prstGeom>
-                        <a:solidFill>
-                          <a:srgbClr val="FFFFFF"/>
-                        </a:solidFill>
-                        <a:ln w="9525">
-                          <a:solidFill>
-                            <a:srgbClr val="000000"/>
-                          </a:solidFill>
-                          <a:miter lim="800000"/>
-                          <a:headEnd/>
-                          <a:tailEnd/>
-                        </a:ln>
-                      </wps:spPr>
-                      <wps:txbx>
-                        <w:txbxContent>
-                          <w:p>
-                            <w:pPr>
-                              <w:rPr>
-                                <w:rFonts w:ascii="Roboto" w:eastAsia="Times New Roman" w:hAnsi="Roboto" w:cs="Times New Roman"/>
-                                <w:b/>
-                                <w:lang w:val="en-IN" w:eastAsia="en-IN"/>
-                              </w:rPr>
-                            </w:pPr>
-                            <w:r>
-                              <w:rPr>
-                                <w:rFonts w:cstheme="minorHAnsi"/>
-                                <w:b/>
-                                <w:sz w:val="24"/>
-                                <w:szCs w:val="24"/>
-                              </w:rPr>
-                              <w:t>Address of First Holder / Applicant:</w:t>
-                            </w:r>
-                            <w:r>
-                              <w:rPr>
-                                <w:rFonts w:ascii="Roboto" w:eastAsia="Times New Roman" w:hAnsi="Roboto" w:cs="Times New Roman"/>
-                                <w:color w:val="000000"/>
-                                <w:lang w:val="en-IN" w:eastAsia="en-IN"/>
-                              </w:rPr>
-                              <w:t xml:space="preserve"> </w:t>
-                            </w:r>
-                            <w:r>
-                              <w:rPr>
-                                <w:rFonts w:ascii="Roboto" w:eastAsia="Times New Roman" w:hAnsi="Roboto" w:cs="Times New Roman"/>
-                                <w:color w:val="000000"/>
-                                <w:lang w:val="en-IN" w:eastAsia="en-IN"/>
-                              </w:rPr>
-                              <w:br/>
-                            </w:r>
-                            <w:r>
-                              <w:rPr>
-                                <w:rFonts w:ascii="Roboto" w:eastAsia="Times New Roman" w:hAnsi="Roboto" w:cs="Times New Roman"/>
-                                <w:b/>
-                                <w:lang w:val="en-IN" w:eastAsia="en-IN"/>
-                              </w:rPr>
-                              <w:t>[Address C</w:t>
-                            </w:r>
-                            <w:bookmarkStart w:id="0" w:name="_GoBack"/>
-                            <w:r>
-                              <w:rPr>
-                                <w:rFonts w:ascii="Roboto" w:eastAsia="Times New Roman" w:hAnsi="Roboto" w:cs="Times New Roman"/>
-                                <w:b/>
-                                <w:lang w:val="en-IN" w:eastAsia="en-IN"/>
-                              </w:rPr>
-                              <w:t>1]</w:t>
-                            </w:r>
-                          </w:p>
-                          <w:p>
-                            <w:pPr>
-                              <w:rPr>
-                                <w:rFonts w:ascii="Roboto" w:eastAsia="Times New Roman" w:hAnsi="Roboto" w:cs="Times New Roman"/>
-                                <w:b/>
-                                <w:lang w:val="en-IN" w:eastAsia="en-IN"/>
-                              </w:rPr>
-                            </w:pPr>
-                          </w:p>
-                          <w:p>
-                            <w:pPr>
-                              <w:rPr>
-                                <w:rFonts w:cstheme="minorHAnsi"/>
-                                <w:b/>
-                                <w:sz w:val="24"/>
-                                <w:szCs w:val="24"/>
-                              </w:rPr>
-                            </w:pPr>
-                            <w:r>
-                              <w:rPr>
-                                <w:rFonts w:cstheme="minorHAnsi"/>
-                                <w:b/>
-                                <w:sz w:val="24"/>
-                                <w:szCs w:val="24"/>
-                              </w:rPr>
-                              <w:t xml:space="preserve">Pin code – </w:t>
-                            </w:r>
-                            <w:r>
-                              <w:rPr>
-                                <w:rFonts w:ascii="Roboto" w:eastAsia="Times New Roman" w:hAnsi="Roboto" w:cs="Times New Roman"/>
-                                <w:b/>
-                                <w:lang w:val="en-IN" w:eastAsia="en-IN"/>
-                              </w:rPr>
-                              <w:t>[PIN C1]</w:t>
-                            </w:r>
-                          </w:p>
-                          <w:p>
-                            <w:pPr>
-                              <w:rPr>
-                                <w:rFonts w:ascii="Roboto" w:eastAsia="Times New Roman" w:hAnsi="Roboto" w:cs="Times New Roman"/>
-                                <w:b/>
-                                <w:lang w:val="en-IN" w:eastAsia="en-IN"/>
-                              </w:rPr>
-                            </w:pPr>
-                            <w:r>
-                              <w:rPr>
-                                <w:rFonts w:cstheme="minorHAnsi"/>
-                                <w:b/>
-                                <w:sz w:val="24"/>
-                                <w:szCs w:val="24"/>
-                              </w:rPr>
-                              <w:t xml:space="preserve">Tel. no.- </w:t>
-                            </w:r>
-                            <w:r>
-                              <w:rPr>
-                                <w:rFonts w:ascii="Roboto" w:eastAsia="Times New Roman" w:hAnsi="Roboto" w:cs="Times New Roman"/>
-                                <w:b/>
-                                <w:lang w:val="en-IN" w:eastAsia="en-IN"/>
-                              </w:rPr>
-                              <w:t xml:space="preserve">[Mobile </w:t>
-                            </w:r>
-                            <w:bookmarkEnd w:id="0"/>
-                            <w:r>
-                              <w:rPr>
-                                <w:rFonts w:ascii="Roboto" w:eastAsia="Times New Roman" w:hAnsi="Roboto" w:cs="Times New Roman"/>
-                                <w:b/>
-                                <w:lang w:val="en-IN" w:eastAsia="en-IN"/>
-                              </w:rPr>
-                              <w:t>No C1]</w:t>
-                            </w:r>
-                          </w:p>
-                          <w:p>
-                            <w:pPr>
-                              <w:rPr>
-                                <w:rFonts w:cstheme="minorHAnsi"/>
-                                <w:b/>
-                                <w:sz w:val="24"/>
-                                <w:szCs w:val="24"/>
-                              </w:rPr>
-                            </w:pPr>
-                            <w:r>
-                              <w:rPr>
-                                <w:rFonts w:eastAsia="Times New Roman" w:cstheme="minorHAnsi"/>
-                                <w:b/>
-                                <w:sz w:val="24"/>
-                                <w:szCs w:val="24"/>
-                                <w:lang w:eastAsia="en-IN"/>
-                              </w:rPr>
-                              <w:t xml:space="preserve">Email Id- </w:t>
-                            </w:r>
-                            <w:r>
-                              <w:rPr>
-                                <w:rFonts w:ascii="Roboto" w:eastAsia="Times New Roman" w:hAnsi="Roboto" w:cs="Times New Roman"/>
-                                <w:b/>
-                                <w:lang w:val="en-IN" w:eastAsia="en-IN"/>
-                              </w:rPr>
-                              <w:t>[Email ID C1]</w:t>
-                            </w:r>
-                          </w:p>
-                          <w:p>
-                            <w:r>
-                              <w:rPr>
-                                <w:rFonts w:cstheme="minorHAnsi"/>
-                                <w:b/>
-                                <w:sz w:val="24"/>
-                                <w:szCs w:val="24"/>
-                              </w:rPr>
-                              <w:t>Date-</w:t>
-                            </w:r>
-                          </w:p>
-                        </w:txbxContent>
-                      </wps:txbx>
-                      <wps:bodyPr rot="0" vert="horz" wrap="square" lIns="91440" tIns="45720" rIns="91440" bIns="45720" anchor="t" anchorCtr="0">
-                        <a:noAutofit/>
-                      </wps:bodyPr>
-                    </wps:wsp>
-                  </a:graphicData>
-                </a:graphic>
-                <wp14:sizeRelH relativeFrom="margin">
-                  <wp14:pctWidth>0</wp14:pctWidth>
-                </wp14:sizeRelH>
-                <wp14:sizeRelV relativeFrom="margin">
-                  <wp14:pctHeight>0</wp14:pctHeight>
-                </wp14:sizeRelV>
-              </wp:anchor>
-            </w:drawing>
-          </mc:Choice>
-          <mc:Fallback>
-            <w:pict>
-              <v:shapetype w14:anchorId="7BA42C81" id="_x0000_t202" coordsize="21600,21600" o:spt="202" path="m,l,21600r21600,l21600,xe">
-                <v:stroke joinstyle="miter"/>
-                <v:path gradientshapeok="t" o:connecttype="rect"/>
-              </v:shapetype>
-              <v:shape id="Text Box 2" o:spid="_x0000_s1026" type="#_x0000_t202" style="position:absolute;margin-left:0;margin-top:15.9pt;width:256pt;height:168.5pt;z-index:251666432;visibility:visible;mso-wrap-style:square;mso-width-percent:0;mso-height-percent:0;mso-wrap-distance-left:9pt;mso-wrap-distance-top:3.6pt;mso-wrap-distance-right:9pt;mso-wrap-distance-bottom:3.6pt;mso-position-horizontal:left;mso-position-horizontal-relative:margin;mso-position-vertical:absolute;mso-position-vertical-relative:text;mso-width-percent:0;mso-height-percent:0;mso-width-relative:margin;mso-height-relative:margin;v-text-anchor:top" o:gfxdata="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">
-                <v:textbox>
-                  <w:txbxContent>
-                    <w:p>
-                      <w:pPr>
-                        <w:rPr>
-                          <w:rFonts w:ascii="Roboto" w:eastAsia="Times New Roman" w:hAnsi="Roboto" w:cs="Times New Roman"/>
-                          <w:b/>
-                          <w:lang w:val="en-IN" w:eastAsia="en-IN"/>
-                        </w:rPr>
-                      </w:pPr>
-                      <w:r>
-                        <w:rPr>
-                          <w:rFonts w:cstheme="minorHAnsi"/>
-                          <w:b/>
-                          <w:sz w:val="24"/>
-                          <w:szCs w:val="24"/>
-                        </w:rPr>
-                        <w:t>Address of First Holder / Applicant:</w:t>
-                      </w:r>
-                      <w:r>
-                        <w:rPr>
-                          <w:rFonts w:ascii="Roboto" w:eastAsia="Times New Roman" w:hAnsi="Roboto" w:cs="Times New Roman"/>
-                          <w:color w:val="000000"/>
-                          <w:lang w:val="en-IN" w:eastAsia="en-IN"/>
-                        </w:rPr>
-                        <w:t xml:space="preserve"> </w:t>
-                      </w:r>
-                      <w:r>
-                        <w:rPr>
-                          <w:rFonts w:ascii="Roboto" w:eastAsia="Times New Roman" w:hAnsi="Roboto" w:cs="Times New Roman"/>
-                          <w:color w:val="000000"/>
-                          <w:lang w:val="en-IN" w:eastAsia="en-IN"/>
-                        </w:rPr>
-                        <w:br/>
-                      </w:r>
-                      <w:r>
-                        <w:rPr>
-                          <w:rFonts w:ascii="Roboto" w:eastAsia="Times New Roman" w:hAnsi="Roboto" w:cs="Times New Roman"/>
-                          <w:b/>
-                          <w:lang w:val="en-IN" w:eastAsia="en-IN"/>
-                        </w:rPr>
-                        <w:t>[Address C</w:t>
-                      </w:r>
-                      <w:bookmarkStart w:id="1" w:name="_GoBack"/>
-                      <w:r>
-                        <w:rPr>
-                          <w:rFonts w:ascii="Roboto" w:eastAsia="Times New Roman" w:hAnsi="Roboto" w:cs="Times New Roman"/>
-                          <w:b/>
-                          <w:lang w:val="en-IN" w:eastAsia="en-IN"/>
-                        </w:rPr>
-                        <w:t>1]</w:t>
-                      </w:r>
-                    </w:p>
-                    <w:p>
-                      <w:pPr>
-                        <w:rPr>
-                          <w:rFonts w:ascii="Roboto" w:eastAsia="Times New Roman" w:hAnsi="Roboto" w:cs="Times New Roman"/>
-                          <w:b/>
-                          <w:lang w:val="en-IN" w:eastAsia="en-IN"/>
-                        </w:rPr>
-                      </w:pPr>
-                    </w:p>
-                    <w:p>
-                      <w:pPr>
-                        <w:rPr>
-                          <w:rFonts w:cstheme="minorHAnsi"/>
-                          <w:b/>
-                          <w:sz w:val="24"/>
-                          <w:szCs w:val="24"/>
-                        </w:rPr>
-                      </w:pPr>
-                      <w:r>
-                        <w:rPr>
-                          <w:rFonts w:cstheme="minorHAnsi"/>
-                          <w:b/>
-                          <w:sz w:val="24"/>
-                          <w:szCs w:val="24"/>
-                        </w:rPr>
-                        <w:t xml:space="preserve">Pin code – </w:t>
-                      </w:r>
-                      <w:r>
-                        <w:rPr>
-                          <w:rFonts w:ascii="Roboto" w:eastAsia="Times New Roman" w:hAnsi="Roboto" w:cs="Times New Roman"/>
-                          <w:b/>
-                          <w:lang w:val="en-IN" w:eastAsia="en-IN"/>
-                        </w:rPr>
-                        <w:t>[PIN C1]</w:t>
-                      </w:r>
-                    </w:p>
-                    <w:p>
-                      <w:pPr>
-                        <w:rPr>
-                          <w:rFonts w:ascii="Roboto" w:eastAsia="Times New Roman" w:hAnsi="Roboto" w:cs="Times New Roman"/>
-                          <w:b/>
-                          <w:lang w:val="en-IN" w:eastAsia="en-IN"/>
-                        </w:rPr>
-                      </w:pPr>
-                      <w:r>
-                        <w:rPr>
-                          <w:rFonts w:cstheme="minorHAnsi"/>
-                          <w:b/>
-                          <w:sz w:val="24"/>
-                          <w:szCs w:val="24"/>
-                        </w:rPr>
-                        <w:t xml:space="preserve">Tel. no.- </w:t>
-                      </w:r>
-                      <w:r>
-                        <w:rPr>
-                          <w:rFonts w:ascii="Roboto" w:eastAsia="Times New Roman" w:hAnsi="Roboto" w:cs="Times New Roman"/>
-                          <w:b/>
-                          <w:lang w:val="en-IN" w:eastAsia="en-IN"/>
-                        </w:rPr>
-                        <w:t xml:space="preserve">[Mobile </w:t>
-                      </w:r>
-                      <w:bookmarkEnd w:id="1"/>
-                      <w:r>
-                        <w:rPr>
-                          <w:rFonts w:ascii="Roboto" w:eastAsia="Times New Roman" w:hAnsi="Roboto" w:cs="Times New Roman"/>
-                          <w:b/>
-                          <w:lang w:val="en-IN" w:eastAsia="en-IN"/>
-                        </w:rPr>
-                        <w:t>No C1]</w:t>
-                      </w:r>
-                    </w:p>
-                    <w:p>
-                      <w:pPr>
-                        <w:rPr>
-                          <w:rFonts w:cstheme="minorHAnsi"/>
-                          <w:b/>
-                          <w:sz w:val="24"/>
-                          <w:szCs w:val="24"/>
-                        </w:rPr>
-                      </w:pPr>
-                      <w:r>
-                        <w:rPr>
-                          <w:rFonts w:eastAsia="Times New Roman" w:cstheme="minorHAnsi"/>
-                          <w:b/>
-                          <w:sz w:val="24"/>
-                          <w:szCs w:val="24"/>
-                          <w:lang w:eastAsia="en-IN"/>
-                        </w:rPr>
-                        <w:t xml:space="preserve">Email Id- </w:t>
-                      </w:r>
-                      <w:r>
-                        <w:rPr>
-                          <w:rFonts w:ascii="Roboto" w:eastAsia="Times New Roman" w:hAnsi="Roboto" w:cs="Times New Roman"/>
-                          <w:b/>
-                          <w:lang w:val="en-IN" w:eastAsia="en-IN"/>
-                        </w:rPr>
-                        <w:t>[Email ID C1]</w:t>
-                      </w:r>
-                    </w:p>
-                    <w:p>
-                      <w:r>
-                        <w:rPr>
-                          <w:rFonts w:cstheme="minorHAnsi"/>
-                          <w:b/>
-                          <w:sz w:val="24"/>
-                          <w:szCs w:val="24"/>
-                        </w:rPr>
-                        <w:t>Date-</w:t>
-                      </w:r>
-                    </w:p>
-                  </w:txbxContent>
-                </v:textbox>
-                <w10:wrap type="square" anchorx="margin"/>
-              </v:shape>
-            </w:pict>
-          </mc:Fallback>
-        </mc:AlternateContent>
-      </w:r>
-      <w:r>
-        <w:rPr>
-          <w:noProof/>
-        </w:rPr>
-        <mc:AlternateContent>
-          <mc:Choice Requires="wps">
-            <w:drawing>
-              <wp:anchor distT="0" distB="0" distL="114300" distR="114300" simplePos="0" relativeHeight="251659264" behindDoc="0" locked="0" layoutInCell="1" allowOverlap="1" wp14:anchorId="52D71B0A" wp14:editId="213532BD">
+              <wp:anchor distT="0" distB="0" distL="114300" distR="114300" simplePos="0" relativeHeight="251659264" behindDoc="0" locked="0" layoutInCell="1" allowOverlap="1" wp14:anchorId="52D71B0A" wp14:editId="013A0DCF">
                 <wp:simplePos x="0" y="0"/>
                 <wp:positionH relativeFrom="page">
-                  <wp:posOffset>4241800</wp:posOffset>
+                  <wp:posOffset>5059680</wp:posOffset>
                 </wp:positionH>
                 <wp:positionV relativeFrom="page">
-                  <wp:posOffset>2254250</wp:posOffset>
+                  <wp:posOffset>2255520</wp:posOffset>
                 </wp:positionV>
-                <wp:extent cx="3127375" cy="1397000"/>
-                <wp:effectExtent l="0" t="0" r="15875" b="12700"/>
+                <wp:extent cx="2312035" cy="1397000"/>
+                <wp:effectExtent l="0" t="0" r="12065" b="12700"/>
                 <wp:wrapNone/>
                 <wp:docPr id="10" name="Text Box 10"/>
                 <wp:cNvGraphicFramePr>
@@ -3751,7 +3129,7 @@
                       <wps:spPr>
                         <a:xfrm>
                           <a:off x="0" y="0"/>
-                          <a:ext cx="3127375" cy="1397000"/>
+                          <a:ext cx="2312035" cy="1397000"/>
                         </a:xfrm>
                         <a:prstGeom prst="rect">
                           <a:avLst/>
@@ -3821,7 +3199,7 @@
                           </w:p>
                         </w:txbxContent>
                       </wps:txbx>
-                      <wps:bodyPr lIns="0" tIns="0" rIns="0" bIns="0" upright="1">
+                      <wps:bodyPr wrap="square" lIns="0" tIns="0" rIns="0" bIns="0" upright="1">
                         <a:noAutofit/>
                       </wps:bodyPr>
                     </wps:wsp>
@@ -3838,7 +3216,11 @@
           </mc:Choice>
           <mc:Fallback>
             <w:pict>
-              <v:shape w14:anchorId="52D71B0A" id="Text Box 10" o:spid="_x0000_s1027" type="#_x0000_t202" style="position:absolute;margin-left:334pt;margin-top:177.5pt;width:246.25pt;height:110pt;z-index:251659264;visibility:visible;mso-wrap-style:square;mso-width-percent:0;mso-height-percent:0;mso-wrap-distance-left:9pt;mso-wrap-distance-top:0;mso-wrap-distance-right:9pt;mso-wrap-distance-bottom:0;mso-position-horizontal:absolute;mso-position-horizontal-relative:page;mso-position-vertical:absolute;mso-position-vertical-relative:page;mso-width-percent:0;mso-height-percent:0;mso-width-relative:page;mso-height-relative:page;v-text-anchor:top" o:gfxdata="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" filled="f" strokeweight=".25pt">
+              <v:shapetype w14:anchorId="52D71B0A" id="_x0000_t202" coordsize="21600,21600" o:spt="202" path="m,l,21600r21600,l21600,xe">
+                <v:stroke joinstyle="miter"/>
+                <v:path gradientshapeok="t" o:connecttype="rect"/>
+              </v:shapetype>
+              <v:shape id="Text Box 10" o:spid="_x0000_s1026" type="#_x0000_t202" style="position:absolute;left:0;text-align:left;margin-left:398.4pt;margin-top:177.6pt;width:182.05pt;height:110pt;z-index:251659264;visibility:visible;mso-wrap-style:square;mso-width-percent:0;mso-height-percent:0;mso-wrap-distance-left:9pt;mso-wrap-distance-top:0;mso-wrap-distance-right:9pt;mso-wrap-distance-bottom:0;mso-position-horizontal:absolute;mso-position-horizontal-relative:page;mso-position-vertical:absolute;mso-position-vertical-relative:page;mso-width-percent:0;mso-height-percent:0;mso-width-relative:page;mso-height-relative:page;v-text-anchor:top" o:gfxdata="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" filled="f" strokeweight=".25pt">
                 <v:path arrowok="t"/>
                 <v:textbox inset="0,0,0,0">
                   <w:txbxContent>
@@ -3900,6 +3282,411 @@
           </mc:Fallback>
         </mc:AlternateContent>
       </w:r>
+      <w:r>
+        <w:rPr>
+          <w:rFonts w:ascii="Arial" w:hAnsi="Arial" w:cs="Arial"/>
+          <w:sz w:val="24"/>
+          <w:szCs w:val="24"/>
+          <w:vertAlign w:val="superscript"/>
+        </w:rPr>
+        <w:t>#</w:t>
+      </w:r>
+      <w:r>
+        <w:rPr>
+          <w:rFonts w:ascii="Arial" w:hAnsi="Arial" w:cs="Arial"/>
+          <w:sz w:val="24"/>
+          <w:szCs w:val="24"/>
+        </w:rPr>
+        <w:t>, have hereunto set their respective hands and seals this day</w:t>
+      </w:r>
+      <w:r>
+        <w:rPr>
+          <w:rFonts w:ascii="Arial" w:hAnsi="Arial" w:cs="Arial"/>
+          <w:sz w:val="24"/>
+          <w:szCs w:val="24"/>
+        </w:rPr>
+        <w:t xml:space="preserve"> of ____________________</w:t>
+      </w:r>
+    </w:p>
+    <w:p>
+      <w:pPr>
+        <w:rPr>
+          <w:rFonts w:cstheme="minorHAnsi"/>
+          <w:b/>
+          <w:sz w:val="24"/>
+          <w:szCs w:val="24"/>
+        </w:rPr>
+      </w:pPr>
+      <w:r>
+        <w:rPr>
+          <w:rFonts w:cstheme="minorHAnsi"/>
+          <w:b/>
+          <w:noProof/>
+          <w:sz w:val="24"/>
+          <w:szCs w:val="24"/>
+        </w:rPr>
+        <mc:AlternateContent>
+          <mc:Choice Requires="wps">
+            <w:drawing>
+              <wp:anchor distT="45720" distB="45720" distL="114300" distR="114300" simplePos="0" relativeHeight="251666432" behindDoc="0" locked="0" layoutInCell="1" allowOverlap="1" wp14:anchorId="7BA42C81" wp14:editId="23661832">
+                <wp:simplePos x="0" y="0"/>
+                <wp:positionH relativeFrom="margin">
+                  <wp:align>left</wp:align>
+                </wp:positionH>
+                <wp:positionV relativeFrom="paragraph">
+                  <wp:posOffset>201930</wp:posOffset>
+                </wp:positionV>
+                <wp:extent cx="4061460" cy="2270760"/>
+                <wp:effectExtent l="0" t="0" r="15240" b="15240"/>
+                <wp:wrapSquare wrapText="bothSides"/>
+                <wp:docPr id="217" name="Text Box 2"/>
+                <wp:cNvGraphicFramePr>
+                  <a:graphicFrameLocks xmlns:a="http://schemas.openxmlformats.org/drawingml/2006/main"/>
+                </wp:cNvGraphicFramePr>
+                <a:graphic xmlns:a="http://schemas.openxmlformats.org/drawingml/2006/main">
+                  <a:graphicData uri="http://schemas.microsoft.com/office/word/2010/wordprocessingShape">
+                    <wps:wsp>
+                      <wps:cNvSpPr txBox="1">
+                        <a:spLocks noChangeArrowheads="1"/>
+                      </wps:cNvSpPr>
+                      <wps:spPr bwMode="auto">
+                        <a:xfrm>
+                          <a:off x="0" y="0"/>
+                          <a:ext cx="4061460" cy="2270760"/>
+                        </a:xfrm>
+                        <a:prstGeom prst="rect">
+                          <a:avLst/>
+                        </a:prstGeom>
+                        <a:solidFill>
+                          <a:srgbClr val="FFFFFF"/>
+                        </a:solidFill>
+                        <a:ln w="9525">
+                          <a:solidFill>
+                            <a:srgbClr val="000000"/>
+                          </a:solidFill>
+                          <a:miter lim="800000"/>
+                          <a:headEnd/>
+                          <a:tailEnd/>
+                        </a:ln>
+                      </wps:spPr>
+                      <wps:txbx>
+                        <w:txbxContent>
+                          <w:p>
+                            <w:pPr>
+                              <w:rPr>
+                                <w:rFonts w:ascii="Roboto" w:eastAsia="Times New Roman" w:hAnsi="Roboto" w:cs="Times New Roman"/>
+                                <w:b/>
+                                <w:lang w:val="en-IN" w:eastAsia="en-IN"/>
+                              </w:rPr>
+                            </w:pPr>
+                            <w:r>
+                              <w:rPr>
+                                <w:rFonts w:cstheme="minorHAnsi"/>
+                                <w:b/>
+                                <w:sz w:val="24"/>
+                                <w:szCs w:val="24"/>
+                              </w:rPr>
+                              <w:t>Address of First Holder / Applicant:</w:t>
+                            </w:r>
+                            <w:r>
+                              <w:rPr>
+                                <w:rFonts w:ascii="Roboto" w:eastAsia="Times New Roman" w:hAnsi="Roboto" w:cs="Times New Roman"/>
+                                <w:color w:val="000000"/>
+                                <w:lang w:val="en-IN" w:eastAsia="en-IN"/>
+                              </w:rPr>
+                              <w:t xml:space="preserve"> </w:t>
+                            </w:r>
+                            <w:r>
+                              <w:rPr>
+                                <w:rFonts w:ascii="Roboto" w:eastAsia="Times New Roman" w:hAnsi="Roboto" w:cs="Times New Roman"/>
+                                <w:color w:val="000000"/>
+                                <w:lang w:val="en-IN" w:eastAsia="en-IN"/>
+                              </w:rPr>
+                              <w:br/>
+                            </w:r>
+                            <w:r>
+                              <w:rPr>
+                                <w:rFonts w:ascii="Roboto" w:eastAsia="Times New Roman" w:hAnsi="Roboto" w:cs="Times New Roman"/>
+                                <w:b/>
+                                <w:lang w:val="en-IN" w:eastAsia="en-IN"/>
+                              </w:rPr>
+                              <w:t>[Address C1]</w:t>
+                            </w:r>
+                          </w:p>
+                          <w:p>
+                            <w:pPr>
+                              <w:rPr>
+                                <w:rFonts w:ascii="Roboto" w:eastAsia="Times New Roman" w:hAnsi="Roboto" w:cs="Times New Roman"/>
+                                <w:b/>
+                                <w:lang w:val="en-IN" w:eastAsia="en-IN"/>
+                              </w:rPr>
+                            </w:pPr>
+                          </w:p>
+                          <w:p>
+                            <w:pPr>
+                              <w:rPr>
+                                <w:rFonts w:cstheme="minorHAnsi"/>
+                                <w:b/>
+                                <w:sz w:val="24"/>
+                                <w:szCs w:val="24"/>
+                              </w:rPr>
+                            </w:pPr>
+                            <w:r>
+                              <w:rPr>
+                                <w:rFonts w:cstheme="minorHAnsi"/>
+                                <w:b/>
+                                <w:sz w:val="24"/>
+                                <w:szCs w:val="24"/>
+                              </w:rPr>
+                              <w:t xml:space="preserve">Pin code – </w:t>
+                            </w:r>
+                            <w:r>
+                              <w:rPr>
+                                <w:rFonts w:ascii="Roboto" w:eastAsia="Times New Roman" w:hAnsi="Roboto" w:cs="Times New Roman"/>
+                                <w:b/>
+                                <w:lang w:val="en-IN" w:eastAsia="en-IN"/>
+                              </w:rPr>
+                              <w:t>[PIN C1]</w:t>
+                            </w:r>
+                          </w:p>
+                          <w:p>
+                            <w:pPr>
+                              <w:rPr>
+                                <w:rFonts w:ascii="Roboto" w:eastAsia="Times New Roman" w:hAnsi="Roboto" w:cs="Times New Roman"/>
+                                <w:b/>
+                                <w:lang w:val="en-IN" w:eastAsia="en-IN"/>
+                              </w:rPr>
+                            </w:pPr>
+                            <w:r>
+                              <w:rPr>
+                                <w:rFonts w:cstheme="minorHAnsi"/>
+                                <w:b/>
+                                <w:sz w:val="24"/>
+                                <w:szCs w:val="24"/>
+                              </w:rPr>
+                              <w:t xml:space="preserve">Tel. no.- </w:t>
+                            </w:r>
+                            <w:r>
+                              <w:rPr>
+                                <w:rFonts w:ascii="Roboto" w:eastAsia="Times New Roman" w:hAnsi="Roboto" w:cs="Times New Roman"/>
+                                <w:b/>
+                                <w:lang w:val="en-IN" w:eastAsia="en-IN"/>
+                              </w:rPr>
+                              <w:t>[Mobile No C1]</w:t>
+                            </w:r>
+                          </w:p>
+                          <w:p>
+                            <w:pPr>
+                              <w:rPr>
+                                <w:rFonts w:cstheme="minorHAnsi"/>
+                                <w:b/>
+                                <w:sz w:val="24"/>
+                                <w:szCs w:val="24"/>
+                              </w:rPr>
+                            </w:pPr>
+                            <w:r>
+                              <w:rPr>
+                                <w:rFonts w:eastAsia="Times New Roman" w:cstheme="minorHAnsi"/>
+                                <w:b/>
+                                <w:sz w:val="24"/>
+                                <w:szCs w:val="24"/>
+                                <w:lang w:eastAsia="en-IN"/>
+                              </w:rPr>
+                              <w:t xml:space="preserve">Email Id- </w:t>
+                            </w:r>
+                            <w:r>
+                              <w:rPr>
+                                <w:rFonts w:ascii="Roboto" w:eastAsia="Times New Roman" w:hAnsi="Roboto" w:cs="Times New Roman"/>
+                                <w:b/>
+                                <w:lang w:val="en-IN" w:eastAsia="en-IN"/>
+                              </w:rPr>
+                              <w:t>[Email ID C1]</w:t>
+                            </w:r>
+                          </w:p>
+                          <w:p>
+                            <w:r>
+                              <w:rPr>
+                                <w:rFonts w:cstheme="minorHAnsi"/>
+                                <w:b/>
+                                <w:sz w:val="24"/>
+                                <w:szCs w:val="24"/>
+                              </w:rPr>
+                              <w:t>Date-</w:t>
+                            </w:r>
+                          </w:p>
+                        </w:txbxContent>
+                      </wps:txbx>
+                      <wps:bodyPr rot="0" vert="horz" wrap="square" lIns="91440" tIns="45720" rIns="91440" bIns="45720" anchor="t" anchorCtr="0">
+                        <a:noAutofit/>
+                      </wps:bodyPr>
+                    </wps:wsp>
+                  </a:graphicData>
+                </a:graphic>
+                <wp14:sizeRelH relativeFrom="margin">
+                  <wp14:pctWidth>0</wp14:pctWidth>
+                </wp14:sizeRelH>
+                <wp14:sizeRelV relativeFrom="margin">
+                  <wp14:pctHeight>0</wp14:pctHeight>
+                </wp14:sizeRelV>
+              </wp:anchor>
+            </w:drawing>
+          </mc:Choice>
+          <mc:Fallback>
+            <w:pict>
+              <v:shape w14:anchorId="7BA42C81" id="Text Box 2" o:spid="_x0000_s1027" type="#_x0000_t202" style="position:absolute;margin-left:0;margin-top:15.9pt;width:319.8pt;height:178.8pt;z-index:251666432;visibility:visible;mso-wrap-style:square;mso-width-percent:0;mso-height-percent:0;mso-wrap-distance-left:9pt;mso-wrap-distance-top:3.6pt;mso-wrap-distance-right:9pt;mso-wrap-distance-bottom:3.6pt;mso-position-horizontal:left;mso-position-horizontal-relative:margin;mso-position-vertical:absolute;mso-position-vertical-relative:text;mso-width-percent:0;mso-height-percent:0;mso-width-relative:margin;mso-height-relative:margin;v-text-anchor:top" o:gfxdata="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">
+                <v:textbox>
+                  <w:txbxContent>
+                    <w:p>
+                      <w:pPr>
+                        <w:rPr>
+                          <w:rFonts w:ascii="Roboto" w:eastAsia="Times New Roman" w:hAnsi="Roboto" w:cs="Times New Roman"/>
+                          <w:b/>
+                          <w:lang w:val="en-IN" w:eastAsia="en-IN"/>
+                        </w:rPr>
+                      </w:pPr>
+                      <w:r>
+                        <w:rPr>
+                          <w:rFonts w:cstheme="minorHAnsi"/>
+                          <w:b/>
+                          <w:sz w:val="24"/>
+                          <w:szCs w:val="24"/>
+                        </w:rPr>
+                        <w:t>Address of First Holder / Applicant:</w:t>
+                      </w:r>
+                      <w:r>
+                        <w:rPr>
+                          <w:rFonts w:ascii="Roboto" w:eastAsia="Times New Roman" w:hAnsi="Roboto" w:cs="Times New Roman"/>
+                          <w:color w:val="000000"/>
+                          <w:lang w:val="en-IN" w:eastAsia="en-IN"/>
+                        </w:rPr>
+                        <w:t xml:space="preserve"> </w:t>
+                      </w:r>
+                      <w:r>
+                        <w:rPr>
+                          <w:rFonts w:ascii="Roboto" w:eastAsia="Times New Roman" w:hAnsi="Roboto" w:cs="Times New Roman"/>
+                          <w:color w:val="000000"/>
+                          <w:lang w:val="en-IN" w:eastAsia="en-IN"/>
+                        </w:rPr>
+                        <w:br/>
+                      </w:r>
+                      <w:r>
+                        <w:rPr>
+                          <w:rFonts w:ascii="Roboto" w:eastAsia="Times New Roman" w:hAnsi="Roboto" w:cs="Times New Roman"/>
+                          <w:b/>
+                          <w:lang w:val="en-IN" w:eastAsia="en-IN"/>
+                        </w:rPr>
+                        <w:t>[Address C1]</w:t>
+                      </w:r>
+                    </w:p>
+                    <w:p>
+                      <w:pPr>
+                        <w:rPr>
+                          <w:rFonts w:ascii="Roboto" w:eastAsia="Times New Roman" w:hAnsi="Roboto" w:cs="Times New Roman"/>
+                          <w:b/>
+                          <w:lang w:val="en-IN" w:eastAsia="en-IN"/>
+                        </w:rPr>
+                      </w:pPr>
+                    </w:p>
+                    <w:p>
+                      <w:pPr>
+                        <w:rPr>
+                          <w:rFonts w:cstheme="minorHAnsi"/>
+                          <w:b/>
+                          <w:sz w:val="24"/>
+                          <w:szCs w:val="24"/>
+                        </w:rPr>
+                      </w:pPr>
+                      <w:r>
+                        <w:rPr>
+                          <w:rFonts w:cstheme="minorHAnsi"/>
+                          <w:b/>
+                          <w:sz w:val="24"/>
+                          <w:szCs w:val="24"/>
+                        </w:rPr>
+                        <w:t xml:space="preserve">Pin code – </w:t>
+                      </w:r>
+                      <w:r>
+                        <w:rPr>
+                          <w:rFonts w:ascii="Roboto" w:eastAsia="Times New Roman" w:hAnsi="Roboto" w:cs="Times New Roman"/>
+                          <w:b/>
+                          <w:lang w:val="en-IN" w:eastAsia="en-IN"/>
+                        </w:rPr>
+                        <w:t>[PIN C1]</w:t>
+                      </w:r>
+                    </w:p>
+                    <w:p>
+                      <w:pPr>
+                        <w:rPr>
+                          <w:rFonts w:ascii="Roboto" w:eastAsia="Times New Roman" w:hAnsi="Roboto" w:cs="Times New Roman"/>
+                          <w:b/>
+                          <w:lang w:val="en-IN" w:eastAsia="en-IN"/>
+                        </w:rPr>
+                      </w:pPr>
+                      <w:r>
+                        <w:rPr>
+                          <w:rFonts w:cstheme="minorHAnsi"/>
+                          <w:b/>
+                          <w:sz w:val="24"/>
+                          <w:szCs w:val="24"/>
+                        </w:rPr>
+                        <w:t xml:space="preserve">Tel. no.- </w:t>
+                      </w:r>
+                      <w:r>
+                        <w:rPr>
+                          <w:rFonts w:ascii="Roboto" w:eastAsia="Times New Roman" w:hAnsi="Roboto" w:cs="Times New Roman"/>
+                          <w:b/>
+                          <w:lang w:val="en-IN" w:eastAsia="en-IN"/>
+                        </w:rPr>
+                        <w:t>[Mobile No C1]</w:t>
+                      </w:r>
+                    </w:p>
+                    <w:p>
+                      <w:pPr>
+                        <w:rPr>
+                          <w:rFonts w:cstheme="minorHAnsi"/>
+                          <w:b/>
+                          <w:sz w:val="24"/>
+                          <w:szCs w:val="24"/>
+                        </w:rPr>
+                      </w:pPr>
+                      <w:r>
+                        <w:rPr>
+                          <w:rFonts w:eastAsia="Times New Roman" w:cstheme="minorHAnsi"/>
+                          <w:b/>
+                          <w:sz w:val="24"/>
+                          <w:szCs w:val="24"/>
+                          <w:lang w:eastAsia="en-IN"/>
+                        </w:rPr>
+                        <w:t xml:space="preserve">Email Id- </w:t>
+                      </w:r>
+                      <w:r>
+                        <w:rPr>
+                          <w:rFonts w:ascii="Roboto" w:eastAsia="Times New Roman" w:hAnsi="Roboto" w:cs="Times New Roman"/>
+                          <w:b/>
+                          <w:lang w:val="en-IN" w:eastAsia="en-IN"/>
+                        </w:rPr>
+                        <w:t>[Email ID C1]</w:t>
+                      </w:r>
+                    </w:p>
+                    <w:p>
+                      <w:r>
+                        <w:rPr>
+                          <w:rFonts w:cstheme="minorHAnsi"/>
+                          <w:b/>
+                          <w:sz w:val="24"/>
+                          <w:szCs w:val="24"/>
+                        </w:rPr>
+                        <w:t>Date-</w:t>
+                      </w:r>
+                    </w:p>
+                  </w:txbxContent>
+                </v:textbox>
+                <w10:wrap type="square" anchorx="margin"/>
+              </v:shape>
+            </w:pict>
+          </mc:Fallback>
+        </mc:AlternateContent>
+      </w:r>
     </w:p>
     <w:p>
       <w:pPr>
@@ -3951,16 +3738,16 @@
         <mc:AlternateContent>
           <mc:Choice Requires="wps">
             <w:drawing>
-              <wp:anchor distT="0" distB="0" distL="114300" distR="114300" simplePos="0" relativeHeight="251660288" behindDoc="0" locked="0" layoutInCell="1" allowOverlap="1" wp14:anchorId="6948A619" wp14:editId="2318EA4B">
+              <wp:anchor distT="0" distB="0" distL="114300" distR="114300" simplePos="0" relativeHeight="251660288" behindDoc="0" locked="0" layoutInCell="1" allowOverlap="1" wp14:anchorId="6948A619" wp14:editId="07AFC637">
                 <wp:simplePos x="0" y="0"/>
                 <wp:positionH relativeFrom="page">
-                  <wp:posOffset>4254500</wp:posOffset>
+                  <wp:posOffset>5082540</wp:posOffset>
                 </wp:positionH>
                 <wp:positionV relativeFrom="paragraph">
-                  <wp:posOffset>245745</wp:posOffset>
+                  <wp:posOffset>173990</wp:posOffset>
                 </wp:positionV>
-                <wp:extent cx="3143885" cy="755650"/>
-                <wp:effectExtent l="0" t="0" r="18415" b="25400"/>
+                <wp:extent cx="2313305" cy="824230"/>
+                <wp:effectExtent l="0" t="0" r="10795" b="13970"/>
                 <wp:wrapNone/>
                 <wp:docPr id="7" name="Text Box 2"/>
                 <wp:cNvGraphicFramePr>
@@ -3975,7 +3762,7 @@
                       <wps:spPr>
                         <a:xfrm>
                           <a:off x="0" y="0"/>
-                          <a:ext cx="3143885" cy="755650"/>
+                          <a:ext cx="2313305" cy="824230"/>
                         </a:xfrm>
                         <a:prstGeom prst="rect">
                           <a:avLst/>
@@ -4057,7 +3844,7 @@
           </mc:Choice>
           <mc:Fallback>
             <w:pict>
-              <v:shape w14:anchorId="6948A619" id="_x0000_s1028" type="#_x0000_t202" style="position:absolute;left:0;text-align:left;margin-left:335pt;margin-top:19.35pt;width:247.55pt;height:59.5pt;z-index:251660288;visibility:visible;mso-wrap-style:square;mso-width-percent:0;mso-height-percent:0;mso-wrap-distance-left:9pt;mso-wrap-distance-top:0;mso-wrap-distance-right:9pt;mso-wrap-distance-bottom:0;mso-position-horizontal:absolute;mso-position-horizontal-relative:page;mso-position-vertical:absolute;mso-position-vertical-relative:text;mso-width-percent:0;mso-height-percent:0;mso-width-relative:page;mso-height-relative:page;v-text-anchor:top" o:gfxdata="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" filled="f" strokeweight=".25pt">
+              <v:shape w14:anchorId="6948A619" id="_x0000_s1028" type="#_x0000_t202" style="position:absolute;left:0;text-align:left;margin-left:400.2pt;margin-top:13.7pt;width:182.15pt;height:64.9pt;z-index:251660288;visibility:visible;mso-wrap-style:square;mso-width-percent:0;mso-height-percent:0;mso-wrap-distance-left:9pt;mso-wrap-distance-top:0;mso-wrap-distance-right:9pt;mso-wrap-distance-bottom:0;mso-position-horizontal:absolute;mso-position-horizontal-relative:page;mso-position-vertical:absolute;mso-position-vertical-relative:text;mso-width-percent:0;mso-height-percent:0;mso-width-relative:page;mso-height-relative:page;v-text-anchor:top" o:gfxdata="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" filled="f" strokeweight=".25pt">
                 <v:path arrowok="t"/>
                 <v:textbox inset="0,0,0,0">
                   <w:txbxContent>
@@ -4604,7 +4391,7 @@
 </file>
 
 <file path=word/numbering.xml><?xml version="1.0" encoding="utf-8"?>
-<w:numbering xmlns:wpc="http://schemas.microsoft.com/office/word/2010/wordprocessingCanvas" xmlns:cx="http://schemas.microsoft.com/office/drawing/2014/chartex" xmlns:mc="http://schemas.openxmlformats.org/markup-compatibility/2006" xmlns:o="urn:schemas-microsoft-com:office:office" xmlns:r="http://schemas.openxmlformats.org/officeDocument/2006/relationships" xmlns:m="http://schemas.openxmlformats.org/officeDocument/2006/math" xmlns:v="urn:schemas-microsoft-com:vml" xmlns:wp14="http://schemas.microsoft.com/office/word/2010/wordprocessingDrawing" xmlns:wp="http://schemas.openxmlformats.org/drawingml/2006/wordprocessingDrawing" xmlns:w10="urn:schemas-microsoft-com:office:word" xmlns:w="http://schemas.openxmlformats.org/wordprocessingml/2006/main" xmlns:w14="http://schemas.microsoft.com/office/word/2010/wordml" xmlns:w15="http://schemas.microsoft.com/office/word/2012/wordml" xmlns:w16se="http://schemas.microsoft.com/office/word/2015/wordml/symex" xmlns:wpg="http://schemas.microsoft.com/office/word/2010/wordprocessingGroup" xmlns:wpi="http://schemas.microsoft.com/office/word/2010/wordprocessingInk" xmlns:wne="http://schemas.microsoft.com/office/word/2006/wordml" xmlns:wps="http://schemas.microsoft.com/office/word/2010/wordprocessingShape" mc:Ignorable="w14 w15 w16se wp14">
+<w:numbering xmlns:wpc="http://schemas.microsoft.com/office/word/2010/wordprocessingCanvas" xmlns:cx="http://schemas.microsoft.com/office/drawing/2014/chartex" xmlns:cx1="http://schemas.microsoft.com/office/drawing/2015/9/8/chartex" xmlns:cx2="http://schemas.microsoft.com/office/drawing/2015/10/21/chartex" xmlns:cx3="http://schemas.microsoft.com/office/drawing/2016/5/9/chartex" xmlns:cx4="http://schemas.microsoft.com/office/drawing/2016/5/10/chartex" xmlns:cx5="http://schemas.microsoft.com/office/drawing/2016/5/11/chartex" xmlns:cx6="http://schemas.microsoft.com/office/drawing/2016/5/12/chartex" xmlns:cx7="http://schemas.microsoft.com/office/drawing/2016/5/13/chartex" xmlns:cx8="http://schemas.microsoft.com/office/drawing/2016/5/14/chartex" xmlns:mc="http://schemas.openxmlformats.org/markup-compatibility/2006" xmlns:aink="http://schemas.microsoft.com/office/drawing/2016/ink" xmlns:am3d="http://schemas.microsoft.com/office/drawing/2017/model3d" xmlns:o="urn:schemas-microsoft-com:office:office" xmlns:oel="http://schemas.microsoft.com/office/2019/extlst" xmlns:r="http://schemas.openxmlformats.org/officeDocument/2006/relationships" xmlns:m="http://schemas.openxmlformats.org/officeDocument/2006/math" xmlns:v="urn:schemas-microsoft-com:vml" xmlns:wp14="http://schemas.microsoft.com/office/word/2010/wordprocessingDrawing" xmlns:wp="http://schemas.openxmlformats.org/drawingml/2006/wordprocessingDrawing" xmlns:w10="urn:schemas-microsoft-com:office:word" xmlns:w="http://schemas.openxmlformats.org/wordprocessingml/2006/main" xmlns:w14="http://schemas.microsoft.com/office/word/2010/wordml" xmlns:w15="http://schemas.microsoft.com/office/word/2012/wordml" xmlns:w16cex="http://schemas.microsoft.com/office/word/2018/wordml/cex" xmlns:w16cid="http://schemas.microsoft.com/office/word/2016/wordml/cid" xmlns:w16="http://schemas.microsoft.com/office/word/2018/wordml" xmlns:w16du="http://schemas.microsoft.com/office/word/2023/wordml/word16du" xmlns:w16sdtdh="http://schemas.microsoft.com/office/word/2020/wordml/sdtdatahash" xmlns:w16sdtfl="http://schemas.microsoft.com/office/word/2024/wordml/sdtformatlock" xmlns:w16se="http://schemas.microsoft.com/office/word/2015/wordml/symex" xmlns:wpg="http://schemas.microsoft.com/office/word/2010/wordprocessingGroup" xmlns:wpi="http://schemas.microsoft.com/office/word/2010/wordprocessingInk" xmlns:wne="http://schemas.microsoft.com/office/word/2006/wordml" xmlns:wps="http://schemas.microsoft.com/office/word/2010/wordprocessingShape" mc:Ignorable="w14 w15 w16se w16cid w16 w16cex w16sdtdh w16sdtfl w16du wp14">
   <w:abstractNum w:abstractNumId="0" w15:restartNumberingAfterBreak="0">
     <w:nsid w:val="0B9E6BD1"/>
     <w:multiLevelType w:val="hybridMultilevel"/>
@@ -6554,62 +6341,62 @@
       </w:pPr>
     </w:lvl>
   </w:abstractNum>
-  <w:num w:numId="1">
+  <w:num w:numId="1" w16cid:durableId="1547257801">
     <w:abstractNumId w:val="11"/>
   </w:num>
-  <w:num w:numId="2">
+  <w:num w:numId="2" w16cid:durableId="1914925836">
     <w:abstractNumId w:val="12"/>
   </w:num>
-  <w:num w:numId="3">
+  <w:num w:numId="3" w16cid:durableId="301813863">
     <w:abstractNumId w:val="1"/>
   </w:num>
-  <w:num w:numId="4">
+  <w:num w:numId="4" w16cid:durableId="1082140385">
     <w:abstractNumId w:val="14"/>
   </w:num>
-  <w:num w:numId="5">
+  <w:num w:numId="5" w16cid:durableId="405609096">
     <w:abstractNumId w:val="15"/>
   </w:num>
-  <w:num w:numId="6">
+  <w:num w:numId="6" w16cid:durableId="1006715465">
     <w:abstractNumId w:val="8"/>
   </w:num>
-  <w:num w:numId="7">
+  <w:num w:numId="7" w16cid:durableId="1443963911">
     <w:abstractNumId w:val="0"/>
   </w:num>
-  <w:num w:numId="8">
+  <w:num w:numId="8" w16cid:durableId="467093208">
     <w:abstractNumId w:val="13"/>
   </w:num>
-  <w:num w:numId="9">
+  <w:num w:numId="9" w16cid:durableId="998114692">
     <w:abstractNumId w:val="6"/>
   </w:num>
-  <w:num w:numId="10">
+  <w:num w:numId="10" w16cid:durableId="97454830">
     <w:abstractNumId w:val="16"/>
   </w:num>
-  <w:num w:numId="11">
+  <w:num w:numId="11" w16cid:durableId="2130275788">
     <w:abstractNumId w:val="2"/>
   </w:num>
-  <w:num w:numId="12">
+  <w:num w:numId="12" w16cid:durableId="341394490">
     <w:abstractNumId w:val="5"/>
   </w:num>
-  <w:num w:numId="13">
+  <w:num w:numId="13" w16cid:durableId="926378529">
     <w:abstractNumId w:val="10"/>
   </w:num>
-  <w:num w:numId="14">
+  <w:num w:numId="14" w16cid:durableId="1891728693">
     <w:abstractNumId w:val="9"/>
   </w:num>
-  <w:num w:numId="15">
+  <w:num w:numId="15" w16cid:durableId="1973124478">
     <w:abstractNumId w:val="4"/>
   </w:num>
-  <w:num w:numId="16">
+  <w:num w:numId="16" w16cid:durableId="1425957394">
     <w:abstractNumId w:val="3"/>
   </w:num>
-  <w:num w:numId="17">
+  <w:num w:numId="17" w16cid:durableId="2020888825">
     <w:abstractNumId w:val="7"/>
   </w:num>
 </w:numbering>
 </file>
 
 <file path=word/styles.xml><?xml version="1.0" encoding="utf-8"?>
-<w:styles xmlns:mc="http://schemas.openxmlformats.org/markup-compatibility/2006" xmlns:r="http://schemas.openxmlformats.org/officeDocument/2006/relationships" xmlns:w="http://schemas.openxmlformats.org/wordprocessingml/2006/main" xmlns:w14="http://schemas.microsoft.com/office/word/2010/wordml" xmlns:w15="http://schemas.microsoft.com/office/word/2012/wordml" xmlns:w16se="http://schemas.microsoft.com/office/word/2015/wordml/symex" mc:Ignorable="w14 w15 w16se">
+<w:styles xmlns:mc="http://schemas.openxmlformats.org/markup-compatibility/2006" xmlns:r="http://schemas.openxmlformats.org/officeDocument/2006/relationships" xmlns:w="http://schemas.openxmlformats.org/wordprocessingml/2006/main" xmlns:w14="http://schemas.microsoft.com/office/word/2010/wordml" xmlns:w15="http://schemas.microsoft.com/office/word/2012/wordml" xmlns:w16cex="http://schemas.microsoft.com/office/word/2018/wordml/cex" xmlns:w16cid="http://schemas.microsoft.com/office/word/2016/wordml/cid" xmlns:w16="http://schemas.microsoft.com/office/word/2018/wordml" xmlns:w16du="http://schemas.microsoft.com/office/word/2023/wordml/word16du" xmlns:w16sdtdh="http://schemas.microsoft.com/office/word/2020/wordml/sdtdatahash" xmlns:w16sdtfl="http://schemas.microsoft.com/office/word/2024/wordml/sdtformatlock" xmlns:w16se="http://schemas.microsoft.com/office/word/2015/wordml/symex" mc:Ignorable="w14 w15 w16se w16cid w16 w16cex w16sdtdh w16sdtfl w16du">
   <w:docDefaults>
     <w:rPrDefault>
       <w:rPr>
@@ -6625,7 +6412,7 @@
       </w:pPr>
     </w:pPrDefault>
   </w:docDefaults>
-  <w:latentStyles w:defLockedState="0" w:defUIPriority="99" w:defSemiHidden="0" w:defUnhideWhenUsed="0" w:defQFormat="0" w:count="371">
+  <w:latentStyles w:defLockedState="0" w:defUIPriority="99" w:defSemiHidden="0" w:defUnhideWhenUsed="0" w:defQFormat="0" w:count="376">
     <w:lsdException w:name="Normal" w:uiPriority="0" w:qFormat="1"/>
     <w:lsdException w:name="heading 1" w:uiPriority="9" w:qFormat="1"/>
     <w:lsdException w:name="heading 2" w:semiHidden="1" w:uiPriority="9" w:unhideWhenUsed="1" w:qFormat="1"/>
@@ -6997,6 +6784,11 @@
     <w:lsdException w:name="List Table 5 Dark Accent 6" w:uiPriority="50"/>
     <w:lsdException w:name="List Table 6 Colorful Accent 6" w:uiPriority="51"/>
     <w:lsdException w:name="List Table 7 Colorful Accent 6" w:uiPriority="52"/>
+    <w:lsdException w:name="Mention" w:semiHidden="1" w:unhideWhenUsed="1"/>
+    <w:lsdException w:name="Smart Hyperlink" w:semiHidden="1" w:unhideWhenUsed="1"/>
+    <w:lsdException w:name="Hashtag" w:semiHidden="1" w:unhideWhenUsed="1"/>
+    <w:lsdException w:name="Unresolved Mention" w:semiHidden="1" w:unhideWhenUsed="1"/>
+    <w:lsdException w:name="Smart Link" w:semiHidden="1" w:unhideWhenUsed="1"/>
   </w:latentStyles>
   <w:style w:type="paragraph" w:default="1" w:styleId="Normal">
     <w:name w:val="Normal"/>

--- a/backend/templates/Form-B (Indemnity)- NDEL_Multiple Claimant.docx
+++ b/backend/templates/Form-B (Indemnity)- NDEL_Multiple Claimant.docx
@@ -1,6 +1,6 @@
 
 <file path=word/document.xml><?xml version="1.0" encoding="utf-8"?>
-<w:document xmlns:wpc="http://schemas.microsoft.com/office/word/2010/wordprocessingCanvas" xmlns:cx="http://schemas.microsoft.com/office/drawing/2014/chartex" xmlns:cx1="http://schemas.microsoft.com/office/drawing/2015/9/8/chartex" xmlns:cx2="http://schemas.microsoft.com/office/drawing/2015/10/21/chartex" xmlns:cx3="http://schemas.microsoft.com/office/drawing/2016/5/9/chartex" xmlns:cx4="http://schemas.microsoft.com/office/drawing/2016/5/10/chartex" xmlns:cx5="http://schemas.microsoft.com/office/drawing/2016/5/11/chartex" xmlns:cx6="http://schemas.microsoft.com/office/drawing/2016/5/12/chartex" xmlns:cx7="http://schemas.microsoft.com/office/drawing/2016/5/13/chartex" xmlns:cx8="http://schemas.microsoft.com/office/drawing/2016/5/14/chartex" xmlns:mc="http://schemas.openxmlformats.org/markup-compatibility/2006" xmlns:aink="http://schemas.microsoft.com/office/drawing/2016/ink" xmlns:am3d="http://schemas.microsoft.com/office/drawing/2017/model3d" xmlns:o="urn:schemas-microsoft-com:office:office" xmlns:oel="http://schemas.microsoft.com/office/2019/extlst" xmlns:r="http://schemas.openxmlformats.org/officeDocument/2006/relationships" xmlns:m="http://schemas.openxmlformats.org/officeDocument/2006/math" xmlns:v="urn:schemas-microsoft-com:vml" xmlns:wp14="http://schemas.microsoft.com/office/word/2010/wordprocessingDrawing" xmlns:wp="http://schemas.openxmlformats.org/drawingml/2006/wordprocessingDrawing" xmlns:w10="urn:schemas-microsoft-com:office:word" xmlns:w="http://schemas.openxmlformats.org/wordprocessingml/2006/main" xmlns:w14="http://schemas.microsoft.com/office/word/2010/wordml" xmlns:w15="http://schemas.microsoft.com/office/word/2012/wordml" xmlns:w16cex="http://schemas.microsoft.com/office/word/2018/wordml/cex" xmlns:w16cid="http://schemas.microsoft.com/office/word/2016/wordml/cid" xmlns:w16="http://schemas.microsoft.com/office/word/2018/wordml" xmlns:w16du="http://schemas.microsoft.com/office/word/2023/wordml/word16du" xmlns:w16sdtdh="http://schemas.microsoft.com/office/word/2020/wordml/sdtdatahash" xmlns:w16sdtfl="http://schemas.microsoft.com/office/word/2024/wordml/sdtformatlock" xmlns:w16se="http://schemas.microsoft.com/office/word/2015/wordml/symex" xmlns:wpg="http://schemas.microsoft.com/office/word/2010/wordprocessingGroup" xmlns:wpi="http://schemas.microsoft.com/office/word/2010/wordprocessingInk" xmlns:wne="http://schemas.microsoft.com/office/word/2006/wordml" xmlns:wps="http://schemas.microsoft.com/office/word/2010/wordprocessingShape" mc:Ignorable="w14 w15 w16se w16cid w16 w16cex w16sdtdh w16sdtfl w16du wp14">
+<w:document xmlns:wpc="http://schemas.microsoft.com/office/word/2010/wordprocessingCanvas" xmlns:cx="http://schemas.microsoft.com/office/drawing/2014/chartex" xmlns:mc="http://schemas.openxmlformats.org/markup-compatibility/2006" xmlns:o="urn:schemas-microsoft-com:office:office" xmlns:r="http://schemas.openxmlformats.org/officeDocument/2006/relationships" xmlns:m="http://schemas.openxmlformats.org/officeDocument/2006/math" xmlns:v="urn:schemas-microsoft-com:vml" xmlns:wp14="http://schemas.microsoft.com/office/word/2010/wordprocessingDrawing" xmlns:wp="http://schemas.openxmlformats.org/drawingml/2006/wordprocessingDrawing" xmlns:w10="urn:schemas-microsoft-com:office:word" xmlns:w="http://schemas.openxmlformats.org/wordprocessingml/2006/main" xmlns:w14="http://schemas.microsoft.com/office/word/2010/wordml" xmlns:w15="http://schemas.microsoft.com/office/word/2012/wordml" xmlns:w16se="http://schemas.microsoft.com/office/word/2015/wordml/symex" xmlns:wpg="http://schemas.microsoft.com/office/word/2010/wordprocessingGroup" xmlns:wpi="http://schemas.microsoft.com/office/word/2010/wordprocessingInk" xmlns:wne="http://schemas.microsoft.com/office/word/2006/wordml" xmlns:wps="http://schemas.microsoft.com/office/word/2010/wordprocessingShape" mc:Ignorable="w14 w15 w16se wp14">
   <w:body>
     <w:tbl>
       <w:tblPr>
@@ -345,7 +345,73 @@
           <w:szCs w:val="24"/>
           <w:lang w:val="en-IN" w:eastAsia="en-GB" w:bidi="hi-IN"/>
         </w:rPr>
-        <w:t>[Name as per Aadhar C1] &amp; [Name as per Aadhar C2] &amp; [Name as per Aadhar C3]</w:t>
+        <w:t xml:space="preserve">[Name as per </w:t>
+      </w:r>
+      <w:proofErr w:type="spellStart"/>
+      <w:r>
+        <w:rPr>
+          <w:rFonts w:ascii="Arial" w:eastAsia="Times New Roman" w:hAnsi="Arial" w:cs="Arial"/>
+          <w:b/>
+          <w:sz w:val="24"/>
+          <w:szCs w:val="24"/>
+          <w:lang w:val="en-IN" w:eastAsia="en-GB" w:bidi="hi-IN"/>
+        </w:rPr>
+        <w:t>Aadhar</w:t>
+      </w:r>
+      <w:proofErr w:type="spellEnd"/>
+      <w:r>
+        <w:rPr>
+          <w:rFonts w:ascii="Arial" w:eastAsia="Times New Roman" w:hAnsi="Arial" w:cs="Arial"/>
+          <w:b/>
+          <w:sz w:val="24"/>
+          <w:szCs w:val="24"/>
+          <w:lang w:val="en-IN" w:eastAsia="en-GB" w:bidi="hi-IN"/>
+        </w:rPr>
+        <w:t xml:space="preserve"> C1] &amp; [Name as per </w:t>
+      </w:r>
+      <w:proofErr w:type="spellStart"/>
+      <w:r>
+        <w:rPr>
+          <w:rFonts w:ascii="Arial" w:eastAsia="Times New Roman" w:hAnsi="Arial" w:cs="Arial"/>
+          <w:b/>
+          <w:sz w:val="24"/>
+          <w:szCs w:val="24"/>
+          <w:lang w:val="en-IN" w:eastAsia="en-GB" w:bidi="hi-IN"/>
+        </w:rPr>
+        <w:t>Aadhar</w:t>
+      </w:r>
+      <w:proofErr w:type="spellEnd"/>
+      <w:r>
+        <w:rPr>
+          <w:rFonts w:ascii="Arial" w:eastAsia="Times New Roman" w:hAnsi="Arial" w:cs="Arial"/>
+          <w:b/>
+          <w:sz w:val="24"/>
+          <w:szCs w:val="24"/>
+          <w:lang w:val="en-IN" w:eastAsia="en-GB" w:bidi="hi-IN"/>
+        </w:rPr>
+        <w:t xml:space="preserve"> C2] &amp; [Name as per </w:t>
+      </w:r>
+      <w:proofErr w:type="spellStart"/>
+      <w:r>
+        <w:rPr>
+          <w:rFonts w:ascii="Arial" w:eastAsia="Times New Roman" w:hAnsi="Arial" w:cs="Arial"/>
+          <w:b/>
+          <w:sz w:val="24"/>
+          <w:szCs w:val="24"/>
+          <w:lang w:val="en-IN" w:eastAsia="en-GB" w:bidi="hi-IN"/>
+        </w:rPr>
+        <w:t>Aadhar</w:t>
+      </w:r>
+      <w:proofErr w:type="spellEnd"/>
+      <w:r>
+        <w:rPr>
+          <w:rFonts w:ascii="Arial" w:eastAsia="Times New Roman" w:hAnsi="Arial" w:cs="Arial"/>
+          <w:b/>
+          <w:sz w:val="24"/>
+          <w:szCs w:val="24"/>
+          <w:lang w:val="en-IN" w:eastAsia="en-GB" w:bidi="hi-IN"/>
+        </w:rPr>
+        <w:t xml:space="preserve"> C3]</w:t>
       </w:r>
       <w:r>
         <w:rPr>
@@ -1150,6 +1216,7 @@
                 <w:b/>
               </w:rPr>
             </w:pPr>
+            <w:proofErr w:type="spellStart"/>
             <w:r>
               <w:rPr>
                 <w:rFonts w:cstheme="minorHAnsi"/>
@@ -1157,7 +1224,17 @@
                 <w:sz w:val="24"/>
                 <w:szCs w:val="24"/>
               </w:rPr>
-              <w:t>Rs.</w:t>
+              <w:t>Rs</w:t>
+            </w:r>
+            <w:proofErr w:type="spellEnd"/>
+            <w:r>
+              <w:rPr>
+                <w:rFonts w:cstheme="minorHAnsi"/>
+                <w:b/>
+                <w:sz w:val="24"/>
+                <w:szCs w:val="24"/>
+              </w:rPr>
+              <w:t>.</w:t>
             </w:r>
             <w:r>
               <w:rPr>
@@ -1289,6 +1366,7 @@
                 <w:b/>
               </w:rPr>
             </w:pPr>
+            <w:proofErr w:type="spellStart"/>
             <w:r>
               <w:rPr>
                 <w:rFonts w:cstheme="minorHAnsi"/>
@@ -1296,7 +1374,17 @@
                 <w:sz w:val="24"/>
                 <w:szCs w:val="24"/>
               </w:rPr>
-              <w:t>Rs.</w:t>
+              <w:t>Rs</w:t>
+            </w:r>
+            <w:proofErr w:type="spellEnd"/>
+            <w:r>
+              <w:rPr>
+                <w:rFonts w:cstheme="minorHAnsi"/>
+                <w:b/>
+                <w:sz w:val="24"/>
+                <w:szCs w:val="24"/>
+              </w:rPr>
+              <w:t>.</w:t>
             </w:r>
             <w:r>
               <w:rPr>
@@ -1428,6 +1516,7 @@
                 <w:b/>
               </w:rPr>
             </w:pPr>
+            <w:proofErr w:type="spellStart"/>
             <w:r>
               <w:rPr>
                 <w:rFonts w:cstheme="minorHAnsi"/>
@@ -1435,7 +1524,17 @@
                 <w:sz w:val="24"/>
                 <w:szCs w:val="24"/>
               </w:rPr>
-              <w:t>Rs.</w:t>
+              <w:t>Rs</w:t>
+            </w:r>
+            <w:proofErr w:type="spellEnd"/>
+            <w:r>
+              <w:rPr>
+                <w:rFonts w:cstheme="minorHAnsi"/>
+                <w:b/>
+                <w:sz w:val="24"/>
+                <w:szCs w:val="24"/>
+              </w:rPr>
+              <w:t>.</w:t>
             </w:r>
             <w:r>
               <w:rPr>
@@ -1576,6 +1675,7 @@
                 <w:b/>
               </w:rPr>
             </w:pPr>
+            <w:proofErr w:type="spellStart"/>
             <w:r>
               <w:rPr>
                 <w:rFonts w:cstheme="minorHAnsi"/>
@@ -1583,7 +1683,17 @@
                 <w:sz w:val="24"/>
                 <w:szCs w:val="24"/>
               </w:rPr>
-              <w:t>Rs.</w:t>
+              <w:t>Rs</w:t>
+            </w:r>
+            <w:proofErr w:type="spellEnd"/>
+            <w:r>
+              <w:rPr>
+                <w:rFonts w:cstheme="minorHAnsi"/>
+                <w:b/>
+                <w:sz w:val="24"/>
+                <w:szCs w:val="24"/>
+              </w:rPr>
+              <w:t>.</w:t>
             </w:r>
             <w:r>
               <w:rPr>
@@ -1724,6 +1834,7 @@
                 <w:b/>
               </w:rPr>
             </w:pPr>
+            <w:proofErr w:type="spellStart"/>
             <w:r>
               <w:rPr>
                 <w:rFonts w:cstheme="minorHAnsi"/>
@@ -1731,7 +1842,17 @@
                 <w:sz w:val="24"/>
                 <w:szCs w:val="24"/>
               </w:rPr>
-              <w:t>Rs.</w:t>
+              <w:t>Rs</w:t>
+            </w:r>
+            <w:proofErr w:type="spellEnd"/>
+            <w:r>
+              <w:rPr>
+                <w:rFonts w:cstheme="minorHAnsi"/>
+                <w:b/>
+                <w:sz w:val="24"/>
+                <w:szCs w:val="24"/>
+              </w:rPr>
+              <w:t>.</w:t>
             </w:r>
             <w:r>
               <w:rPr>
@@ -1882,6 +2003,7 @@
                 <w:b/>
               </w:rPr>
             </w:pPr>
+            <w:proofErr w:type="spellStart"/>
             <w:r>
               <w:rPr>
                 <w:rFonts w:cstheme="minorHAnsi"/>
@@ -1889,7 +2011,17 @@
                 <w:sz w:val="24"/>
                 <w:szCs w:val="24"/>
               </w:rPr>
-              <w:t>Rs.</w:t>
+              <w:t>Rs</w:t>
+            </w:r>
+            <w:proofErr w:type="spellEnd"/>
+            <w:r>
+              <w:rPr>
+                <w:rFonts w:cstheme="minorHAnsi"/>
+                <w:b/>
+                <w:sz w:val="24"/>
+                <w:szCs w:val="24"/>
+              </w:rPr>
+              <w:t>.</w:t>
             </w:r>
             <w:r>
               <w:rPr>
@@ -2072,6 +2204,7 @@
                 <w:b/>
               </w:rPr>
             </w:pPr>
+            <w:proofErr w:type="spellStart"/>
             <w:r>
               <w:rPr>
                 <w:rFonts w:cstheme="minorHAnsi"/>
@@ -2079,7 +2212,17 @@
                 <w:sz w:val="24"/>
                 <w:szCs w:val="24"/>
               </w:rPr>
-              <w:t>Rs.</w:t>
+              <w:t>Rs</w:t>
+            </w:r>
+            <w:proofErr w:type="spellEnd"/>
+            <w:r>
+              <w:rPr>
+                <w:rFonts w:cstheme="minorHAnsi"/>
+                <w:b/>
+                <w:sz w:val="24"/>
+                <w:szCs w:val="24"/>
+              </w:rPr>
+              <w:t>.</w:t>
             </w:r>
             <w:r>
               <w:rPr>
@@ -2262,6 +2405,7 @@
                 <w:b/>
               </w:rPr>
             </w:pPr>
+            <w:proofErr w:type="spellStart"/>
             <w:r>
               <w:rPr>
                 <w:rFonts w:cstheme="minorHAnsi"/>
@@ -2269,7 +2413,17 @@
                 <w:sz w:val="24"/>
                 <w:szCs w:val="24"/>
               </w:rPr>
-              <w:t>Rs.</w:t>
+              <w:t>Rs</w:t>
+            </w:r>
+            <w:proofErr w:type="spellEnd"/>
+            <w:r>
+              <w:rPr>
+                <w:rFonts w:cstheme="minorHAnsi"/>
+                <w:b/>
+                <w:sz w:val="24"/>
+                <w:szCs w:val="24"/>
+              </w:rPr>
+              <w:t>.</w:t>
             </w:r>
             <w:r>
               <w:rPr>
@@ -2452,6 +2606,7 @@
                 <w:b/>
               </w:rPr>
             </w:pPr>
+            <w:proofErr w:type="spellStart"/>
             <w:r>
               <w:rPr>
                 <w:rFonts w:cstheme="minorHAnsi"/>
@@ -2459,7 +2614,17 @@
                 <w:sz w:val="24"/>
                 <w:szCs w:val="24"/>
               </w:rPr>
-              <w:t>Rs.</w:t>
+              <w:t>Rs</w:t>
+            </w:r>
+            <w:proofErr w:type="spellEnd"/>
+            <w:r>
+              <w:rPr>
+                <w:rFonts w:cstheme="minorHAnsi"/>
+                <w:b/>
+                <w:sz w:val="24"/>
+                <w:szCs w:val="24"/>
+              </w:rPr>
+              <w:t>.</w:t>
             </w:r>
             <w:r>
               <w:rPr>
@@ -2642,6 +2807,7 @@
                 <w:b/>
               </w:rPr>
             </w:pPr>
+            <w:proofErr w:type="spellStart"/>
             <w:r>
               <w:rPr>
                 <w:rFonts w:cstheme="minorHAnsi"/>
@@ -2649,7 +2815,17 @@
                 <w:sz w:val="24"/>
                 <w:szCs w:val="24"/>
               </w:rPr>
-              <w:t>Rs.</w:t>
+              <w:t>Rs</w:t>
+            </w:r>
+            <w:proofErr w:type="spellEnd"/>
+            <w:r>
+              <w:rPr>
+                <w:rFonts w:cstheme="minorHAnsi"/>
+                <w:b/>
+                <w:sz w:val="24"/>
+                <w:szCs w:val="24"/>
+              </w:rPr>
+              <w:t>.</w:t>
             </w:r>
             <w:r>
               <w:rPr>
@@ -2979,6 +3155,7 @@
           <w:sz w:val="24"/>
           <w:szCs w:val="24"/>
         </w:rPr>
+        <w:lastRenderedPageBreak/>
         <w:t xml:space="preserve">IN WITNESS WHEREOF the said </w:t>
       </w:r>
     </w:p>
@@ -3100,21 +3277,912 @@
       </w:pPr>
       <w:r>
         <w:rPr>
+          <w:rFonts w:ascii="Arial" w:hAnsi="Arial" w:cs="Arial"/>
+          <w:sz w:val="24"/>
+          <w:szCs w:val="24"/>
+          <w:vertAlign w:val="superscript"/>
+        </w:rPr>
+        <w:t>#</w:t>
+      </w:r>
+      <w:r>
+        <w:rPr>
+          <w:rFonts w:ascii="Arial" w:hAnsi="Arial" w:cs="Arial"/>
+          <w:sz w:val="24"/>
+          <w:szCs w:val="24"/>
+        </w:rPr>
+        <w:t>, have hereunto set their respective hands and seals this day</w:t>
+      </w:r>
+      <w:r>
+        <w:rPr>
+          <w:rFonts w:ascii="Arial" w:hAnsi="Arial" w:cs="Arial"/>
+          <w:sz w:val="24"/>
+          <w:szCs w:val="24"/>
+        </w:rPr>
+        <w:t xml:space="preserve"> of ____________________</w:t>
+      </w:r>
+    </w:p>
+    <w:p>
+      <w:pPr>
+        <w:pStyle w:val="Default"/>
+        <w:tabs>
+          <w:tab w:val="center" w:pos="4860"/>
+          <w:tab w:val="left" w:pos="5310"/>
+        </w:tabs>
+        <w:ind w:left="360"/>
+      </w:pPr>
+      <w:r>
+        <w:tab/>
+        <w:t xml:space="preserve"> </w:t>
+      </w:r>
+    </w:p>
+    <w:p>
+      <w:pPr>
+        <w:pStyle w:val="ListParagraph"/>
+        <w:tabs>
+          <w:tab w:val="left" w:pos="9450"/>
+        </w:tabs>
+        <w:spacing w:after="133" w:line="240" w:lineRule="auto"/>
+        <w:ind w:left="-426" w:right="314"/>
+        <w:jc w:val="both"/>
+        <w:rPr>
+          <w:rFonts w:ascii="Arial" w:hAnsi="Arial" w:cs="Arial"/>
+          <w:sz w:val="24"/>
+          <w:szCs w:val="24"/>
+        </w:rPr>
+      </w:pPr>
+      <w:r>
+        <w:rPr>
           <w:noProof/>
         </w:rPr>
         <mc:AlternateContent>
           <mc:Choice Requires="wps">
             <w:drawing>
-              <wp:anchor distT="0" distB="0" distL="114300" distR="114300" simplePos="0" relativeHeight="251659264" behindDoc="0" locked="0" layoutInCell="1" allowOverlap="1" wp14:anchorId="52D71B0A" wp14:editId="013A0DCF">
+              <wp:anchor distT="0" distB="0" distL="114300" distR="114300" simplePos="0" relativeHeight="251659264" behindDoc="0" locked="0" layoutInCell="1" allowOverlap="1" wp14:anchorId="2D4719DE" wp14:editId="1BB82B79">
+                <wp:simplePos x="0" y="0"/>
+                <wp:positionH relativeFrom="margin">
+                  <wp:align>left</wp:align>
+                </wp:positionH>
+                <wp:positionV relativeFrom="paragraph">
+                  <wp:posOffset>6350</wp:posOffset>
+                </wp:positionV>
+                <wp:extent cx="6337300" cy="2635250"/>
+                <wp:effectExtent l="0" t="0" r="25400" b="12700"/>
+                <wp:wrapNone/>
+                <wp:docPr id="1" name="Rectangles 18"/>
+                <wp:cNvGraphicFramePr>
+                  <a:graphicFrameLocks xmlns:a="http://schemas.openxmlformats.org/drawingml/2006/main"/>
+                </wp:cNvGraphicFramePr>
+                <a:graphic xmlns:a="http://schemas.openxmlformats.org/drawingml/2006/main">
+                  <a:graphicData uri="http://schemas.microsoft.com/office/word/2010/wordprocessingShape">
+                    <wps:wsp>
+                      <wps:cNvSpPr>
+                        <a:spLocks/>
+                      </wps:cNvSpPr>
+                      <wps:spPr>
+                        <a:xfrm>
+                          <a:off x="0" y="0"/>
+                          <a:ext cx="6337300" cy="2635250"/>
+                        </a:xfrm>
+                        <a:prstGeom prst="rect">
+                          <a:avLst/>
+                        </a:prstGeom>
+                        <a:solidFill>
+                          <a:srgbClr val="FFFFFF"/>
+                        </a:solidFill>
+                        <a:ln w="9525" cap="flat" cmpd="sng">
+                          <a:solidFill>
+                            <a:srgbClr val="000000"/>
+                          </a:solidFill>
+                          <a:prstDash val="solid"/>
+                          <a:miter/>
+                          <a:headEnd type="none" w="med" len="med"/>
+                          <a:tailEnd type="none" w="med" len="med"/>
+                        </a:ln>
+                      </wps:spPr>
+                      <wps:txbx>
+                        <w:txbxContent>
+                          <w:p>
+                            <w:pPr>
+                              <w:rPr>
+                                <w:rFonts w:ascii="Roboto" w:eastAsia="Times New Roman" w:hAnsi="Roboto" w:cs="Times New Roman"/>
+                                <w:b/>
+                                <w:lang w:val="en-IN" w:eastAsia="en-IN"/>
+                              </w:rPr>
+                            </w:pPr>
+                            <w:r>
+                              <w:rPr>
+                                <w:rFonts w:cstheme="minorHAnsi"/>
+                                <w:b/>
+                                <w:sz w:val="24"/>
+                                <w:szCs w:val="24"/>
+                              </w:rPr>
+                              <w:t>Address of First Holder / Applicant:</w:t>
+                            </w:r>
+                            <w:r>
+                              <w:rPr>
+                                <w:rFonts w:ascii="Roboto" w:eastAsia="Times New Roman" w:hAnsi="Roboto" w:cs="Times New Roman"/>
+                                <w:color w:val="000000"/>
+                                <w:lang w:val="en-IN" w:eastAsia="en-IN"/>
+                              </w:rPr>
+                              <w:t xml:space="preserve"> </w:t>
+                            </w:r>
+                            <w:r>
+                              <w:rPr>
+                                <w:rFonts w:ascii="Roboto" w:eastAsia="Times New Roman" w:hAnsi="Roboto" w:cs="Times New Roman"/>
+                                <w:color w:val="000000"/>
+                                <w:lang w:val="en-IN" w:eastAsia="en-IN"/>
+                              </w:rPr>
+                              <w:br/>
+                            </w:r>
+                            <w:r>
+                              <w:rPr>
+                                <w:rFonts w:ascii="Roboto" w:eastAsia="Times New Roman" w:hAnsi="Roboto" w:cs="Times New Roman"/>
+                                <w:b/>
+                                <w:lang w:val="en-IN" w:eastAsia="en-IN"/>
+                              </w:rPr>
+                              <w:t>[Address C1]</w:t>
+                            </w:r>
+                          </w:p>
+                          <w:p>
+                            <w:pPr>
+                              <w:rPr>
+                                <w:rFonts w:ascii="Roboto" w:eastAsia="Times New Roman" w:hAnsi="Roboto" w:cs="Times New Roman"/>
+                                <w:b/>
+                                <w:lang w:val="en-IN" w:eastAsia="en-IN"/>
+                              </w:rPr>
+                            </w:pPr>
+                          </w:p>
+                          <w:p>
+                            <w:pPr>
+                              <w:rPr>
+                                <w:rFonts w:ascii="Roboto" w:eastAsia="Times New Roman" w:hAnsi="Roboto" w:cs="Times New Roman"/>
+                                <w:b/>
+                                <w:lang w:val="en-IN" w:eastAsia="en-IN"/>
+                              </w:rPr>
+                            </w:pPr>
+                          </w:p>
+                          <w:p>
+                            <w:pPr>
+                              <w:rPr>
+                                <w:rFonts w:ascii="Roboto" w:eastAsia="Times New Roman" w:hAnsi="Roboto" w:cs="Times New Roman"/>
+                                <w:b/>
+                                <w:lang w:val="en-IN" w:eastAsia="en-IN"/>
+                              </w:rPr>
+                            </w:pPr>
+                          </w:p>
+                          <w:p>
+                            <w:pPr>
+                              <w:rPr>
+                                <w:rFonts w:cstheme="minorHAnsi"/>
+                                <w:b/>
+                                <w:sz w:val="24"/>
+                                <w:szCs w:val="24"/>
+                              </w:rPr>
+                            </w:pPr>
+                            <w:r>
+                              <w:rPr>
+                                <w:rFonts w:cstheme="minorHAnsi"/>
+                                <w:b/>
+                                <w:sz w:val="24"/>
+                                <w:szCs w:val="24"/>
+                              </w:rPr>
+                              <w:t xml:space="preserve">Pin code – </w:t>
+                            </w:r>
+                            <w:r>
+                              <w:rPr>
+                                <w:rFonts w:ascii="Roboto" w:eastAsia="Times New Roman" w:hAnsi="Roboto" w:cs="Times New Roman"/>
+                                <w:b/>
+                                <w:lang w:val="en-IN" w:eastAsia="en-IN"/>
+                              </w:rPr>
+                              <w:t>[PIN C1]</w:t>
+                            </w:r>
+                          </w:p>
+                          <w:p>
+                            <w:pPr>
+                              <w:rPr>
+                                <w:rFonts w:cstheme="minorHAnsi"/>
+                                <w:b/>
+                                <w:sz w:val="24"/>
+                                <w:szCs w:val="24"/>
+                              </w:rPr>
+                            </w:pPr>
+                            <w:r>
+                              <w:rPr>
+                                <w:rFonts w:cstheme="minorHAnsi"/>
+                                <w:b/>
+                                <w:sz w:val="24"/>
+                                <w:szCs w:val="24"/>
+                              </w:rPr>
+                              <w:t xml:space="preserve">Tel. no.- </w:t>
+                            </w:r>
+                            <w:r>
+                              <w:rPr>
+                                <w:rFonts w:ascii="Roboto" w:eastAsia="Times New Roman" w:hAnsi="Roboto" w:cs="Times New Roman"/>
+                                <w:b/>
+                                <w:lang w:val="en-IN" w:eastAsia="en-IN"/>
+                              </w:rPr>
+                              <w:t>[Mobile No C1]</w:t>
+                            </w:r>
+                            <w:r>
+                              <w:rPr>
+                                <w:rFonts w:ascii="Roboto" w:eastAsia="Times New Roman" w:hAnsi="Roboto" w:cs="Times New Roman"/>
+                                <w:b/>
+                                <w:lang w:val="en-IN" w:eastAsia="en-IN"/>
+                              </w:rPr>
+                              <w:t xml:space="preserve"> </w:t>
+                            </w:r>
+                            <w:r>
+                              <w:rPr>
+                                <w:rFonts w:ascii="Roboto" w:eastAsia="Times New Roman" w:hAnsi="Roboto" w:cs="Times New Roman"/>
+                                <w:b/>
+                                <w:lang w:val="en-IN" w:eastAsia="en-IN"/>
+                              </w:rPr>
+                              <w:tab/>
+                              <w:t xml:space="preserve"> </w:t>
+                            </w:r>
+                            <w:r>
+                              <w:rPr>
+                                <w:rFonts w:eastAsia="Times New Roman" w:cstheme="minorHAnsi"/>
+                                <w:b/>
+                                <w:sz w:val="24"/>
+                                <w:szCs w:val="24"/>
+                                <w:lang w:eastAsia="en-IN"/>
+                              </w:rPr>
+                              <w:t xml:space="preserve">Email Id- </w:t>
+                            </w:r>
+                            <w:r>
+                              <w:rPr>
+                                <w:rFonts w:ascii="Roboto" w:eastAsia="Times New Roman" w:hAnsi="Roboto" w:cs="Times New Roman"/>
+                                <w:b/>
+                                <w:lang w:val="en-IN" w:eastAsia="en-IN"/>
+                              </w:rPr>
+                              <w:t>[Email ID C1]</w:t>
+                            </w:r>
+                          </w:p>
+                          <w:p>
+                            <w:pPr>
+                              <w:rPr>
+                                <w:rFonts w:cstheme="minorHAnsi"/>
+                                <w:b/>
+                                <w:sz w:val="24"/>
+                                <w:szCs w:val="24"/>
+                              </w:rPr>
+                            </w:pPr>
+                            <w:r>
+                              <w:rPr>
+                                <w:rFonts w:cstheme="minorHAnsi"/>
+                                <w:b/>
+                                <w:sz w:val="24"/>
+                                <w:szCs w:val="24"/>
+                              </w:rPr>
+                              <w:t>Date-</w:t>
+                            </w:r>
+                          </w:p>
+                          <w:p/>
+                          <w:p/>
+                        </w:txbxContent>
+                      </wps:txbx>
+                      <wps:bodyPr wrap="square" upright="1">
+                        <a:noAutofit/>
+                      </wps:bodyPr>
+                    </wps:wsp>
+                  </a:graphicData>
+                </a:graphic>
+                <wp14:sizeRelH relativeFrom="page">
+                  <wp14:pctWidth>0</wp14:pctWidth>
+                </wp14:sizeRelH>
+                <wp14:sizeRelV relativeFrom="page">
+                  <wp14:pctHeight>0</wp14:pctHeight>
+                </wp14:sizeRelV>
+              </wp:anchor>
+            </w:drawing>
+          </mc:Choice>
+          <mc:Fallback>
+            <w:pict>
+              <v:rect w14:anchorId="2D4719DE" id="Rectangles 18" o:spid="_x0000_s1026" style="position:absolute;left:0;text-align:left;margin-left:0;margin-top:.5pt;width:499pt;height:207.5pt;z-index:251659264;visibility:visible;mso-wrap-style:square;mso-width-percent:0;mso-height-percent:0;mso-wrap-distance-left:9pt;mso-wrap-distance-top:0;mso-wrap-distance-right:9pt;mso-wrap-distance-bottom:0;mso-position-horizontal:left;mso-position-horizontal-relative:margin;mso-position-vertical:absolute;mso-position-vertical-relative:text;mso-width-percent:0;mso-height-percent:0;mso-width-relative:page;mso-height-relative:page;v-text-anchor:top" o:gfxdata="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">
+                <v:path arrowok="t"/>
+                <v:textbox>
+                  <w:txbxContent>
+                    <w:p>
+                      <w:pPr>
+                        <w:rPr>
+                          <w:rFonts w:ascii="Roboto" w:eastAsia="Times New Roman" w:hAnsi="Roboto" w:cs="Times New Roman"/>
+                          <w:b/>
+                          <w:lang w:val="en-IN" w:eastAsia="en-IN"/>
+                        </w:rPr>
+                      </w:pPr>
+                      <w:r>
+                        <w:rPr>
+                          <w:rFonts w:cstheme="minorHAnsi"/>
+                          <w:b/>
+                          <w:sz w:val="24"/>
+                          <w:szCs w:val="24"/>
+                        </w:rPr>
+                        <w:t>Address of First Holder / Applicant:</w:t>
+                      </w:r>
+                      <w:r>
+                        <w:rPr>
+                          <w:rFonts w:ascii="Roboto" w:eastAsia="Times New Roman" w:hAnsi="Roboto" w:cs="Times New Roman"/>
+                          <w:color w:val="000000"/>
+                          <w:lang w:val="en-IN" w:eastAsia="en-IN"/>
+                        </w:rPr>
+                        <w:t xml:space="preserve"> </w:t>
+                      </w:r>
+                      <w:r>
+                        <w:rPr>
+                          <w:rFonts w:ascii="Roboto" w:eastAsia="Times New Roman" w:hAnsi="Roboto" w:cs="Times New Roman"/>
+                          <w:color w:val="000000"/>
+                          <w:lang w:val="en-IN" w:eastAsia="en-IN"/>
+                        </w:rPr>
+                        <w:br/>
+                      </w:r>
+                      <w:r>
+                        <w:rPr>
+                          <w:rFonts w:ascii="Roboto" w:eastAsia="Times New Roman" w:hAnsi="Roboto" w:cs="Times New Roman"/>
+                          <w:b/>
+                          <w:lang w:val="en-IN" w:eastAsia="en-IN"/>
+                        </w:rPr>
+                        <w:t>[Address C1]</w:t>
+                      </w:r>
+                    </w:p>
+                    <w:p>
+                      <w:pPr>
+                        <w:rPr>
+                          <w:rFonts w:ascii="Roboto" w:eastAsia="Times New Roman" w:hAnsi="Roboto" w:cs="Times New Roman"/>
+                          <w:b/>
+                          <w:lang w:val="en-IN" w:eastAsia="en-IN"/>
+                        </w:rPr>
+                      </w:pPr>
+                    </w:p>
+                    <w:p>
+                      <w:pPr>
+                        <w:rPr>
+                          <w:rFonts w:ascii="Roboto" w:eastAsia="Times New Roman" w:hAnsi="Roboto" w:cs="Times New Roman"/>
+                          <w:b/>
+                          <w:lang w:val="en-IN" w:eastAsia="en-IN"/>
+                        </w:rPr>
+                      </w:pPr>
+                    </w:p>
+                    <w:p>
+                      <w:pPr>
+                        <w:rPr>
+                          <w:rFonts w:ascii="Roboto" w:eastAsia="Times New Roman" w:hAnsi="Roboto" w:cs="Times New Roman"/>
+                          <w:b/>
+                          <w:lang w:val="en-IN" w:eastAsia="en-IN"/>
+                        </w:rPr>
+                      </w:pPr>
+                    </w:p>
+                    <w:p>
+                      <w:pPr>
+                        <w:rPr>
+                          <w:rFonts w:cstheme="minorHAnsi"/>
+                          <w:b/>
+                          <w:sz w:val="24"/>
+                          <w:szCs w:val="24"/>
+                        </w:rPr>
+                      </w:pPr>
+                      <w:r>
+                        <w:rPr>
+                          <w:rFonts w:cstheme="minorHAnsi"/>
+                          <w:b/>
+                          <w:sz w:val="24"/>
+                          <w:szCs w:val="24"/>
+                        </w:rPr>
+                        <w:t xml:space="preserve">Pin code – </w:t>
+                      </w:r>
+                      <w:r>
+                        <w:rPr>
+                          <w:rFonts w:ascii="Roboto" w:eastAsia="Times New Roman" w:hAnsi="Roboto" w:cs="Times New Roman"/>
+                          <w:b/>
+                          <w:lang w:val="en-IN" w:eastAsia="en-IN"/>
+                        </w:rPr>
+                        <w:t>[PIN C1]</w:t>
+                      </w:r>
+                    </w:p>
+                    <w:p>
+                      <w:pPr>
+                        <w:rPr>
+                          <w:rFonts w:cstheme="minorHAnsi"/>
+                          <w:b/>
+                          <w:sz w:val="24"/>
+                          <w:szCs w:val="24"/>
+                        </w:rPr>
+                      </w:pPr>
+                      <w:r>
+                        <w:rPr>
+                          <w:rFonts w:cstheme="minorHAnsi"/>
+                          <w:b/>
+                          <w:sz w:val="24"/>
+                          <w:szCs w:val="24"/>
+                        </w:rPr>
+                        <w:t xml:space="preserve">Tel. no.- </w:t>
+                      </w:r>
+                      <w:r>
+                        <w:rPr>
+                          <w:rFonts w:ascii="Roboto" w:eastAsia="Times New Roman" w:hAnsi="Roboto" w:cs="Times New Roman"/>
+                          <w:b/>
+                          <w:lang w:val="en-IN" w:eastAsia="en-IN"/>
+                        </w:rPr>
+                        <w:t>[Mobile No C1]</w:t>
+                      </w:r>
+                      <w:r>
+                        <w:rPr>
+                          <w:rFonts w:ascii="Roboto" w:eastAsia="Times New Roman" w:hAnsi="Roboto" w:cs="Times New Roman"/>
+                          <w:b/>
+                          <w:lang w:val="en-IN" w:eastAsia="en-IN"/>
+                        </w:rPr>
+                        <w:t xml:space="preserve"> </w:t>
+                      </w:r>
+                      <w:r>
+                        <w:rPr>
+                          <w:rFonts w:ascii="Roboto" w:eastAsia="Times New Roman" w:hAnsi="Roboto" w:cs="Times New Roman"/>
+                          <w:b/>
+                          <w:lang w:val="en-IN" w:eastAsia="en-IN"/>
+                        </w:rPr>
+                        <w:tab/>
+                        <w:t xml:space="preserve"> </w:t>
+                      </w:r>
+                      <w:r>
+                        <w:rPr>
+                          <w:rFonts w:eastAsia="Times New Roman" w:cstheme="minorHAnsi"/>
+                          <w:b/>
+                          <w:sz w:val="24"/>
+                          <w:szCs w:val="24"/>
+                          <w:lang w:eastAsia="en-IN"/>
+                        </w:rPr>
+                        <w:t xml:space="preserve">Email Id- </w:t>
+                      </w:r>
+                      <w:r>
+                        <w:rPr>
+                          <w:rFonts w:ascii="Roboto" w:eastAsia="Times New Roman" w:hAnsi="Roboto" w:cs="Times New Roman"/>
+                          <w:b/>
+                          <w:lang w:val="en-IN" w:eastAsia="en-IN"/>
+                        </w:rPr>
+                        <w:t>[Email ID C1]</w:t>
+                      </w:r>
+                    </w:p>
+                    <w:p>
+                      <w:pPr>
+                        <w:rPr>
+                          <w:rFonts w:cstheme="minorHAnsi"/>
+                          <w:b/>
+                          <w:sz w:val="24"/>
+                          <w:szCs w:val="24"/>
+                        </w:rPr>
+                      </w:pPr>
+                      <w:r>
+                        <w:rPr>
+                          <w:rFonts w:cstheme="minorHAnsi"/>
+                          <w:b/>
+                          <w:sz w:val="24"/>
+                          <w:szCs w:val="24"/>
+                        </w:rPr>
+                        <w:t>Date-</w:t>
+                      </w:r>
+                    </w:p>
+                    <w:p/>
+                    <w:p/>
+                  </w:txbxContent>
+                </v:textbox>
+                <w10:wrap anchorx="margin"/>
+              </v:rect>
+            </w:pict>
+          </mc:Fallback>
+        </mc:AlternateContent>
+      </w:r>
+    </w:p>
+    <w:p>
+      <w:pPr>
+        <w:pStyle w:val="Default"/>
+        <w:tabs>
+          <w:tab w:val="center" w:pos="4860"/>
+          <w:tab w:val="left" w:pos="5310"/>
+        </w:tabs>
+        <w:ind w:left="360"/>
+      </w:pPr>
+      <w:r>
+        <w:tab/>
+      </w:r>
+    </w:p>
+    <w:p>
+      <w:pPr>
+        <w:pStyle w:val="Default"/>
+        <w:tabs>
+          <w:tab w:val="center" w:pos="4860"/>
+          <w:tab w:val="left" w:pos="5310"/>
+        </w:tabs>
+        <w:ind w:left="360"/>
+      </w:pPr>
+    </w:p>
+    <w:p>
+      <w:pPr>
+        <w:pStyle w:val="Default"/>
+        <w:tabs>
+          <w:tab w:val="center" w:pos="4860"/>
+          <w:tab w:val="left" w:pos="5310"/>
+        </w:tabs>
+        <w:ind w:left="360"/>
+      </w:pPr>
+    </w:p>
+    <w:p>
+      <w:pPr>
+        <w:pStyle w:val="Default"/>
+        <w:tabs>
+          <w:tab w:val="center" w:pos="4860"/>
+          <w:tab w:val="left" w:pos="5310"/>
+        </w:tabs>
+        <w:ind w:left="360"/>
+      </w:pPr>
+    </w:p>
+    <w:p>
+      <w:pPr>
+        <w:pStyle w:val="Default"/>
+        <w:tabs>
+          <w:tab w:val="center" w:pos="4860"/>
+          <w:tab w:val="left" w:pos="5310"/>
+        </w:tabs>
+        <w:ind w:left="360"/>
+      </w:pPr>
+    </w:p>
+    <w:p>
+      <w:pPr>
+        <w:pStyle w:val="Default"/>
+        <w:tabs>
+          <w:tab w:val="center" w:pos="4860"/>
+          <w:tab w:val="left" w:pos="5310"/>
+        </w:tabs>
+        <w:ind w:left="360"/>
+      </w:pPr>
+    </w:p>
+    <w:p>
+      <w:pPr>
+        <w:pStyle w:val="Default"/>
+        <w:tabs>
+          <w:tab w:val="center" w:pos="4860"/>
+          <w:tab w:val="left" w:pos="5310"/>
+        </w:tabs>
+        <w:ind w:left="360"/>
+      </w:pPr>
+    </w:p>
+    <w:p>
+      <w:pPr>
+        <w:pStyle w:val="Default"/>
+        <w:tabs>
+          <w:tab w:val="center" w:pos="4860"/>
+          <w:tab w:val="left" w:pos="5310"/>
+        </w:tabs>
+        <w:ind w:left="360"/>
+      </w:pPr>
+    </w:p>
+    <w:p>
+      <w:pPr>
+        <w:pStyle w:val="Default"/>
+        <w:tabs>
+          <w:tab w:val="center" w:pos="4860"/>
+          <w:tab w:val="left" w:pos="5310"/>
+        </w:tabs>
+        <w:ind w:left="360"/>
+      </w:pPr>
+    </w:p>
+    <w:p>
+      <w:pPr>
+        <w:pStyle w:val="Default"/>
+        <w:tabs>
+          <w:tab w:val="center" w:pos="4860"/>
+          <w:tab w:val="left" w:pos="5310"/>
+        </w:tabs>
+        <w:ind w:left="360"/>
+      </w:pPr>
+    </w:p>
+    <w:p>
+      <w:pPr>
+        <w:pStyle w:val="Default"/>
+        <w:tabs>
+          <w:tab w:val="center" w:pos="4860"/>
+          <w:tab w:val="left" w:pos="5310"/>
+        </w:tabs>
+        <w:ind w:left="360"/>
+      </w:pPr>
+    </w:p>
+    <w:p>
+      <w:pPr>
+        <w:pStyle w:val="Default"/>
+        <w:tabs>
+          <w:tab w:val="center" w:pos="4860"/>
+          <w:tab w:val="left" w:pos="5310"/>
+        </w:tabs>
+        <w:ind w:left="360"/>
+      </w:pPr>
+    </w:p>
+    <w:p>
+      <w:pPr>
+        <w:pStyle w:val="Default"/>
+        <w:tabs>
+          <w:tab w:val="center" w:pos="4860"/>
+          <w:tab w:val="left" w:pos="5310"/>
+        </w:tabs>
+        <w:ind w:left="360"/>
+      </w:pPr>
+      <w:r>
+        <w:t xml:space="preserve"> </w:t>
+      </w:r>
+    </w:p>
+    <w:p>
+      <w:r>
+        <w:rPr>
+          <w:noProof/>
+        </w:rPr>
+        <mc:AlternateContent>
+          <mc:Choice Requires="wps">
+            <w:drawing>
+              <wp:anchor distT="0" distB="0" distL="114300" distR="114300" simplePos="0" relativeHeight="251661312" behindDoc="0" locked="0" layoutInCell="1" allowOverlap="1" wp14:anchorId="0195577C" wp14:editId="5949D8BB">
                 <wp:simplePos x="0" y="0"/>
                 <wp:positionH relativeFrom="page">
-                  <wp:posOffset>5059680</wp:posOffset>
+                  <wp:posOffset>4171950</wp:posOffset>
                 </wp:positionH>
                 <wp:positionV relativeFrom="page">
-                  <wp:posOffset>2255520</wp:posOffset>
+                  <wp:posOffset>5022850</wp:posOffset>
                 </wp:positionV>
-                <wp:extent cx="2312035" cy="1397000"/>
-                <wp:effectExtent l="0" t="0" r="12065" b="12700"/>
+                <wp:extent cx="3054350" cy="1428750"/>
+                <wp:effectExtent l="0" t="0" r="12700" b="19050"/>
+                <wp:wrapNone/>
+                <wp:docPr id="2" name="Text Box 2"/>
+                <wp:cNvGraphicFramePr>
+                  <a:graphicFrameLocks xmlns:a="http://schemas.openxmlformats.org/drawingml/2006/main"/>
+                </wp:cNvGraphicFramePr>
+                <a:graphic xmlns:a="http://schemas.openxmlformats.org/drawingml/2006/main">
+                  <a:graphicData uri="http://schemas.microsoft.com/office/word/2010/wordprocessingShape">
+                    <wps:wsp>
+                      <wps:cNvSpPr txBox="1">
+                        <a:spLocks/>
+                      </wps:cNvSpPr>
+                      <wps:spPr>
+                        <a:xfrm>
+                          <a:off x="0" y="0"/>
+                          <a:ext cx="3054350" cy="1428750"/>
+                        </a:xfrm>
+                        <a:prstGeom prst="rect">
+                          <a:avLst/>
+                        </a:prstGeom>
+                        <a:noFill/>
+                        <a:ln w="3175" cap="flat" cmpd="sng">
+                          <a:solidFill>
+                            <a:srgbClr val="000000"/>
+                          </a:solidFill>
+                          <a:prstDash val="solid"/>
+                          <a:miter/>
+                          <a:headEnd type="none" w="med" len="med"/>
+                          <a:tailEnd type="none" w="med" len="med"/>
+                        </a:ln>
+                      </wps:spPr>
+                      <wps:txbx>
+                        <w:txbxContent>
+                          <w:p>
+                            <w:pPr>
+                              <w:spacing w:before="75"/>
+                              <w:ind w:left="972"/>
+                              <w:rPr>
+                                <w:rFonts w:ascii="Arial"/>
+                                <w:b/>
+                              </w:rPr>
+                            </w:pPr>
+                            <w:r>
+                              <w:rPr>
+                                <w:rFonts w:ascii="Arial"/>
+                                <w:b/>
+                              </w:rPr>
+                              <w:t>FOR OFFICEUSE O</w:t>
+                            </w:r>
+                            <w:bookmarkStart w:id="0" w:name="_GoBack"/>
+                            <w:bookmarkEnd w:id="0"/>
+                            <w:r>
+                              <w:rPr>
+                                <w:rFonts w:ascii="Arial"/>
+                                <w:b/>
+                              </w:rPr>
+                              <w:t>NLY</w:t>
+                            </w:r>
+                          </w:p>
+                          <w:p>
+                            <w:pPr>
+                              <w:pStyle w:val="BodyText"/>
+                              <w:spacing w:before="4"/>
+                              <w:rPr>
+                                <w:rFonts w:ascii="Arial"/>
+                                <w:b/>
+                                <w:sz w:val="20"/>
+                              </w:rPr>
+                            </w:pPr>
+                          </w:p>
+                          <w:p>
+                            <w:pPr>
+                              <w:spacing w:before="1"/>
+                              <w:ind w:left="143"/>
+                              <w:rPr>
+                                <w:rFonts w:ascii="Arial"/>
+                                <w:b/>
+                              </w:rPr>
+                            </w:pPr>
+                            <w:r>
+                              <w:rPr>
+                                <w:rFonts w:ascii="Arial"/>
+                                <w:b/>
+                              </w:rPr>
+                              <w:t>Signature checked by:</w:t>
+                            </w:r>
+                          </w:p>
+                          <w:p>
+                            <w:pPr>
+                              <w:pStyle w:val="BodyText"/>
+                              <w:rPr>
+                                <w:rFonts w:ascii="Arial MT"/>
+                              </w:rPr>
+                            </w:pPr>
+                          </w:p>
+                          <w:p>
+                            <w:pPr>
+                              <w:pStyle w:val="BodyText"/>
+                              <w:rPr>
+                                <w:rFonts w:ascii="Arial MT"/>
+                              </w:rPr>
+                            </w:pPr>
+                          </w:p>
+                          <w:p>
+                            <w:pPr>
+                              <w:pStyle w:val="BodyText"/>
+                              <w:rPr>
+                                <w:rFonts w:ascii="Arial MT"/>
+                              </w:rPr>
+                            </w:pPr>
+                          </w:p>
+                          <w:p>
+                            <w:pPr>
+                              <w:spacing w:before="191"/>
+                              <w:ind w:left="144"/>
+                              <w:rPr>
+                                <w:rFonts w:ascii="Arial MT"/>
+                              </w:rPr>
+                            </w:pPr>
+                          </w:p>
+                        </w:txbxContent>
+                      </wps:txbx>
+                      <wps:bodyPr wrap="square" lIns="0" tIns="0" rIns="0" bIns="0" upright="1">
+                        <a:noAutofit/>
+                      </wps:bodyPr>
+                    </wps:wsp>
+                  </a:graphicData>
+                </a:graphic>
+                <wp14:sizeRelH relativeFrom="page">
+                  <wp14:pctWidth>0</wp14:pctWidth>
+                </wp14:sizeRelH>
+                <wp14:sizeRelV relativeFrom="page">
+                  <wp14:pctHeight>0</wp14:pctHeight>
+                </wp14:sizeRelV>
+              </wp:anchor>
+            </w:drawing>
+          </mc:Choice>
+          <mc:Fallback>
+            <w:pict>
+              <v:shapetype w14:anchorId="0195577C" id="_x0000_t202" coordsize="21600,21600" o:spt="202" path="m,l,21600r21600,l21600,xe">
+                <v:stroke joinstyle="miter"/>
+                <v:path gradientshapeok="t" o:connecttype="rect"/>
+              </v:shapetype>
+              <v:shape id="Text Box 2" o:spid="_x0000_s1027" type="#_x0000_t202" style="position:absolute;margin-left:328.5pt;margin-top:395.5pt;width:240.5pt;height:112.5pt;z-index:251661312;visibility:visible;mso-wrap-style:square;mso-width-percent:0;mso-height-percent:0;mso-wrap-distance-left:9pt;mso-wrap-distance-top:0;mso-wrap-distance-right:9pt;mso-wrap-distance-bottom:0;mso-position-horizontal:absolute;mso-position-horizontal-relative:page;mso-position-vertical:absolute;mso-position-vertical-relative:page;mso-width-percent:0;mso-height-percent:0;mso-width-relative:page;mso-height-relative:page;v-text-anchor:top" o:gfxdata="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" filled="f" strokeweight=".25pt">
+                <v:path arrowok="t"/>
+                <v:textbox inset="0,0,0,0">
+                  <w:txbxContent>
+                    <w:p>
+                      <w:pPr>
+                        <w:spacing w:before="75"/>
+                        <w:ind w:left="972"/>
+                        <w:rPr>
+                          <w:rFonts w:ascii="Arial"/>
+                          <w:b/>
+                        </w:rPr>
+                      </w:pPr>
+                      <w:r>
+                        <w:rPr>
+                          <w:rFonts w:ascii="Arial"/>
+                          <w:b/>
+                        </w:rPr>
+                        <w:t>FOR OFFICEUSE O</w:t>
+                      </w:r>
+                      <w:bookmarkStart w:id="1" w:name="_GoBack"/>
+                      <w:bookmarkEnd w:id="1"/>
+                      <w:r>
+                        <w:rPr>
+                          <w:rFonts w:ascii="Arial"/>
+                          <w:b/>
+                        </w:rPr>
+                        <w:t>NLY</w:t>
+                      </w:r>
+                    </w:p>
+                    <w:p>
+                      <w:pPr>
+                        <w:pStyle w:val="BodyText"/>
+                        <w:spacing w:before="4"/>
+                        <w:rPr>
+                          <w:rFonts w:ascii="Arial"/>
+                          <w:b/>
+                          <w:sz w:val="20"/>
+                        </w:rPr>
+                      </w:pPr>
+                    </w:p>
+                    <w:p>
+                      <w:pPr>
+                        <w:spacing w:before="1"/>
+                        <w:ind w:left="143"/>
+                        <w:rPr>
+                          <w:rFonts w:ascii="Arial"/>
+                          <w:b/>
+                        </w:rPr>
+                      </w:pPr>
+                      <w:r>
+                        <w:rPr>
+                          <w:rFonts w:ascii="Arial"/>
+                          <w:b/>
+                        </w:rPr>
+                        <w:t>Signature checked by:</w:t>
+                      </w:r>
+                    </w:p>
+                    <w:p>
+                      <w:pPr>
+                        <w:pStyle w:val="BodyText"/>
+                        <w:rPr>
+                          <w:rFonts w:ascii="Arial MT"/>
+                        </w:rPr>
+                      </w:pPr>
+                    </w:p>
+                    <w:p>
+                      <w:pPr>
+                        <w:pStyle w:val="BodyText"/>
+                        <w:rPr>
+                          <w:rFonts w:ascii="Arial MT"/>
+                        </w:rPr>
+                      </w:pPr>
+                    </w:p>
+                    <w:p>
+                      <w:pPr>
+                        <w:pStyle w:val="BodyText"/>
+                        <w:rPr>
+                          <w:rFonts w:ascii="Arial MT"/>
+                        </w:rPr>
+                      </w:pPr>
+                    </w:p>
+                    <w:p>
+                      <w:pPr>
+                        <w:spacing w:before="191"/>
+                        <w:ind w:left="144"/>
+                        <w:rPr>
+                          <w:rFonts w:ascii="Arial MT"/>
+                        </w:rPr>
+                      </w:pPr>
+                    </w:p>
+                  </w:txbxContent>
+                </v:textbox>
+                <w10:wrap anchorx="page" anchory="page"/>
+              </v:shape>
+            </w:pict>
+          </mc:Fallback>
+        </mc:AlternateContent>
+      </w:r>
+      <w:r>
+        <w:rPr>
+          <w:noProof/>
+        </w:rPr>
+        <mc:AlternateContent>
+          <mc:Choice Requires="wps">
+            <w:drawing>
+              <wp:anchor distT="0" distB="0" distL="114300" distR="114300" simplePos="0" relativeHeight="251660288" behindDoc="0" locked="0" layoutInCell="1" allowOverlap="1" wp14:anchorId="6A4774C3" wp14:editId="52575BC4">
+                <wp:simplePos x="0" y="0"/>
+                <wp:positionH relativeFrom="margin">
+                  <wp:posOffset>-25400</wp:posOffset>
+                </wp:positionH>
+                <wp:positionV relativeFrom="page">
+                  <wp:posOffset>4997450</wp:posOffset>
+                </wp:positionV>
+                <wp:extent cx="3127375" cy="1454150"/>
+                <wp:effectExtent l="0" t="0" r="15875" b="12700"/>
                 <wp:wrapNone/>
                 <wp:docPr id="10" name="Text Box 10"/>
                 <wp:cNvGraphicFramePr>
@@ -3129,7 +4197,7 @@
                       <wps:spPr>
                         <a:xfrm>
                           <a:off x="0" y="0"/>
-                          <a:ext cx="2312035" cy="1397000"/>
+                          <a:ext cx="3127375" cy="1454150"/>
                         </a:xfrm>
                         <a:prstGeom prst="rect">
                           <a:avLst/>
@@ -3199,7 +4267,7 @@
                           </w:p>
                         </w:txbxContent>
                       </wps:txbx>
-                      <wps:bodyPr wrap="square" lIns="0" tIns="0" rIns="0" bIns="0" upright="1">
+                      <wps:bodyPr lIns="0" tIns="0" rIns="0" bIns="0" upright="1">
                         <a:noAutofit/>
                       </wps:bodyPr>
                     </wps:wsp>
@@ -3216,11 +4284,7 @@
           </mc:Choice>
           <mc:Fallback>
             <w:pict>
-              <v:shapetype w14:anchorId="52D71B0A" id="_x0000_t202" coordsize="21600,21600" o:spt="202" path="m,l,21600r21600,l21600,xe">
-                <v:stroke joinstyle="miter"/>
-                <v:path gradientshapeok="t" o:connecttype="rect"/>
-              </v:shapetype>
-              <v:shape id="Text Box 10" o:spid="_x0000_s1026" type="#_x0000_t202" style="position:absolute;left:0;text-align:left;margin-left:398.4pt;margin-top:177.6pt;width:182.05pt;height:110pt;z-index:251659264;visibility:visible;mso-wrap-style:square;mso-width-percent:0;mso-height-percent:0;mso-wrap-distance-left:9pt;mso-wrap-distance-top:0;mso-wrap-distance-right:9pt;mso-wrap-distance-bottom:0;mso-position-horizontal:absolute;mso-position-horizontal-relative:page;mso-position-vertical:absolute;mso-position-vertical-relative:page;mso-width-percent:0;mso-height-percent:0;mso-width-relative:page;mso-height-relative:page;v-text-anchor:top" o:gfxdata="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" filled="f" strokeweight=".25pt">
+              <v:shape w14:anchorId="6A4774C3" id="Text Box 10" o:spid="_x0000_s1028" type="#_x0000_t202" style="position:absolute;margin-left:-2pt;margin-top:393.5pt;width:246.25pt;height:114.5pt;z-index:251660288;visibility:visible;mso-wrap-style:square;mso-width-percent:0;mso-height-percent:0;mso-wrap-distance-left:9pt;mso-wrap-distance-top:0;mso-wrap-distance-right:9pt;mso-wrap-distance-bottom:0;mso-position-horizontal:absolute;mso-position-horizontal-relative:margin;mso-position-vertical:absolute;mso-position-vertical-relative:page;mso-width-percent:0;mso-height-percent:0;mso-width-relative:page;mso-height-relative:page;v-text-anchor:top" o:gfxdata="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" filled="f" strokeweight=".25pt">
                 <v:path arrowok="t"/>
                 <v:textbox inset="0,0,0,0">
                   <w:txbxContent>
@@ -3276,663 +4340,16 @@
                     </w:p>
                   </w:txbxContent>
                 </v:textbox>
-                <w10:wrap anchorx="page" anchory="page"/>
+                <w10:wrap anchorx="margin" anchory="page"/>
               </v:shape>
             </w:pict>
           </mc:Fallback>
         </mc:AlternateContent>
       </w:r>
-      <w:r>
-        <w:rPr>
-          <w:rFonts w:ascii="Arial" w:hAnsi="Arial" w:cs="Arial"/>
-          <w:sz w:val="24"/>
-          <w:szCs w:val="24"/>
-          <w:vertAlign w:val="superscript"/>
-        </w:rPr>
-        <w:t>#</w:t>
-      </w:r>
-      <w:r>
-        <w:rPr>
-          <w:rFonts w:ascii="Arial" w:hAnsi="Arial" w:cs="Arial"/>
-          <w:sz w:val="24"/>
-          <w:szCs w:val="24"/>
-        </w:rPr>
-        <w:t>, have hereunto set their respective hands and seals this day</w:t>
-      </w:r>
-      <w:r>
-        <w:rPr>
-          <w:rFonts w:ascii="Arial" w:hAnsi="Arial" w:cs="Arial"/>
-          <w:sz w:val="24"/>
-          <w:szCs w:val="24"/>
-        </w:rPr>
-        <w:t xml:space="preserve"> of ____________________</w:t>
-      </w:r>
     </w:p>
-    <w:p>
-      <w:pPr>
-        <w:rPr>
-          <w:rFonts w:cstheme="minorHAnsi"/>
-          <w:b/>
-          <w:sz w:val="24"/>
-          <w:szCs w:val="24"/>
-        </w:rPr>
-      </w:pPr>
-      <w:r>
-        <w:rPr>
-          <w:rFonts w:cstheme="minorHAnsi"/>
-          <w:b/>
-          <w:noProof/>
-          <w:sz w:val="24"/>
-          <w:szCs w:val="24"/>
-        </w:rPr>
-        <mc:AlternateContent>
-          <mc:Choice Requires="wps">
-            <w:drawing>
-              <wp:anchor distT="45720" distB="45720" distL="114300" distR="114300" simplePos="0" relativeHeight="251666432" behindDoc="0" locked="0" layoutInCell="1" allowOverlap="1" wp14:anchorId="7BA42C81" wp14:editId="23661832">
-                <wp:simplePos x="0" y="0"/>
-                <wp:positionH relativeFrom="margin">
-                  <wp:align>left</wp:align>
-                </wp:positionH>
-                <wp:positionV relativeFrom="paragraph">
-                  <wp:posOffset>201930</wp:posOffset>
-                </wp:positionV>
-                <wp:extent cx="4061460" cy="2270760"/>
-                <wp:effectExtent l="0" t="0" r="15240" b="15240"/>
-                <wp:wrapSquare wrapText="bothSides"/>
-                <wp:docPr id="217" name="Text Box 2"/>
-                <wp:cNvGraphicFramePr>
-                  <a:graphicFrameLocks xmlns:a="http://schemas.openxmlformats.org/drawingml/2006/main"/>
-                </wp:cNvGraphicFramePr>
-                <a:graphic xmlns:a="http://schemas.openxmlformats.org/drawingml/2006/main">
-                  <a:graphicData uri="http://schemas.microsoft.com/office/word/2010/wordprocessingShape">
-                    <wps:wsp>
-                      <wps:cNvSpPr txBox="1">
-                        <a:spLocks noChangeArrowheads="1"/>
-                      </wps:cNvSpPr>
-                      <wps:spPr bwMode="auto">
-                        <a:xfrm>
-                          <a:off x="0" y="0"/>
-                          <a:ext cx="4061460" cy="2270760"/>
-                        </a:xfrm>
-                        <a:prstGeom prst="rect">
-                          <a:avLst/>
-                        </a:prstGeom>
-                        <a:solidFill>
-                          <a:srgbClr val="FFFFFF"/>
-                        </a:solidFill>
-                        <a:ln w="9525">
-                          <a:solidFill>
-                            <a:srgbClr val="000000"/>
-                          </a:solidFill>
-                          <a:miter lim="800000"/>
-                          <a:headEnd/>
-                          <a:tailEnd/>
-                        </a:ln>
-                      </wps:spPr>
-                      <wps:txbx>
-                        <w:txbxContent>
-                          <w:p>
-                            <w:pPr>
-                              <w:rPr>
-                                <w:rFonts w:ascii="Roboto" w:eastAsia="Times New Roman" w:hAnsi="Roboto" w:cs="Times New Roman"/>
-                                <w:b/>
-                                <w:lang w:val="en-IN" w:eastAsia="en-IN"/>
-                              </w:rPr>
-                            </w:pPr>
-                            <w:r>
-                              <w:rPr>
-                                <w:rFonts w:cstheme="minorHAnsi"/>
-                                <w:b/>
-                                <w:sz w:val="24"/>
-                                <w:szCs w:val="24"/>
-                              </w:rPr>
-                              <w:t>Address of First Holder / Applicant:</w:t>
-                            </w:r>
-                            <w:r>
-                              <w:rPr>
-                                <w:rFonts w:ascii="Roboto" w:eastAsia="Times New Roman" w:hAnsi="Roboto" w:cs="Times New Roman"/>
-                                <w:color w:val="000000"/>
-                                <w:lang w:val="en-IN" w:eastAsia="en-IN"/>
-                              </w:rPr>
-                              <w:t xml:space="preserve"> </w:t>
-                            </w:r>
-                            <w:r>
-                              <w:rPr>
-                                <w:rFonts w:ascii="Roboto" w:eastAsia="Times New Roman" w:hAnsi="Roboto" w:cs="Times New Roman"/>
-                                <w:color w:val="000000"/>
-                                <w:lang w:val="en-IN" w:eastAsia="en-IN"/>
-                              </w:rPr>
-                              <w:br/>
-                            </w:r>
-                            <w:r>
-                              <w:rPr>
-                                <w:rFonts w:ascii="Roboto" w:eastAsia="Times New Roman" w:hAnsi="Roboto" w:cs="Times New Roman"/>
-                                <w:b/>
-                                <w:lang w:val="en-IN" w:eastAsia="en-IN"/>
-                              </w:rPr>
-                              <w:t>[Address C1]</w:t>
-                            </w:r>
-                          </w:p>
-                          <w:p>
-                            <w:pPr>
-                              <w:rPr>
-                                <w:rFonts w:ascii="Roboto" w:eastAsia="Times New Roman" w:hAnsi="Roboto" w:cs="Times New Roman"/>
-                                <w:b/>
-                                <w:lang w:val="en-IN" w:eastAsia="en-IN"/>
-                              </w:rPr>
-                            </w:pPr>
-                          </w:p>
-                          <w:p>
-                            <w:pPr>
-                              <w:rPr>
-                                <w:rFonts w:cstheme="minorHAnsi"/>
-                                <w:b/>
-                                <w:sz w:val="24"/>
-                                <w:szCs w:val="24"/>
-                              </w:rPr>
-                            </w:pPr>
-                            <w:r>
-                              <w:rPr>
-                                <w:rFonts w:cstheme="minorHAnsi"/>
-                                <w:b/>
-                                <w:sz w:val="24"/>
-                                <w:szCs w:val="24"/>
-                              </w:rPr>
-                              <w:t xml:space="preserve">Pin code – </w:t>
-                            </w:r>
-                            <w:r>
-                              <w:rPr>
-                                <w:rFonts w:ascii="Roboto" w:eastAsia="Times New Roman" w:hAnsi="Roboto" w:cs="Times New Roman"/>
-                                <w:b/>
-                                <w:lang w:val="en-IN" w:eastAsia="en-IN"/>
-                              </w:rPr>
-                              <w:t>[PIN C1]</w:t>
-                            </w:r>
-                          </w:p>
-                          <w:p>
-                            <w:pPr>
-                              <w:rPr>
-                                <w:rFonts w:ascii="Roboto" w:eastAsia="Times New Roman" w:hAnsi="Roboto" w:cs="Times New Roman"/>
-                                <w:b/>
-                                <w:lang w:val="en-IN" w:eastAsia="en-IN"/>
-                              </w:rPr>
-                            </w:pPr>
-                            <w:r>
-                              <w:rPr>
-                                <w:rFonts w:cstheme="minorHAnsi"/>
-                                <w:b/>
-                                <w:sz w:val="24"/>
-                                <w:szCs w:val="24"/>
-                              </w:rPr>
-                              <w:t xml:space="preserve">Tel. no.- </w:t>
-                            </w:r>
-                            <w:r>
-                              <w:rPr>
-                                <w:rFonts w:ascii="Roboto" w:eastAsia="Times New Roman" w:hAnsi="Roboto" w:cs="Times New Roman"/>
-                                <w:b/>
-                                <w:lang w:val="en-IN" w:eastAsia="en-IN"/>
-                              </w:rPr>
-                              <w:t>[Mobile No C1]</w:t>
-                            </w:r>
-                          </w:p>
-                          <w:p>
-                            <w:pPr>
-                              <w:rPr>
-                                <w:rFonts w:cstheme="minorHAnsi"/>
-                                <w:b/>
-                                <w:sz w:val="24"/>
-                                <w:szCs w:val="24"/>
-                              </w:rPr>
-                            </w:pPr>
-                            <w:r>
-                              <w:rPr>
-                                <w:rFonts w:eastAsia="Times New Roman" w:cstheme="minorHAnsi"/>
-                                <w:b/>
-                                <w:sz w:val="24"/>
-                                <w:szCs w:val="24"/>
-                                <w:lang w:eastAsia="en-IN"/>
-                              </w:rPr>
-                              <w:t xml:space="preserve">Email Id- </w:t>
-                            </w:r>
-                            <w:r>
-                              <w:rPr>
-                                <w:rFonts w:ascii="Roboto" w:eastAsia="Times New Roman" w:hAnsi="Roboto" w:cs="Times New Roman"/>
-                                <w:b/>
-                                <w:lang w:val="en-IN" w:eastAsia="en-IN"/>
-                              </w:rPr>
-                              <w:t>[Email ID C1]</w:t>
-                            </w:r>
-                          </w:p>
-                          <w:p>
-                            <w:r>
-                              <w:rPr>
-                                <w:rFonts w:cstheme="minorHAnsi"/>
-                                <w:b/>
-                                <w:sz w:val="24"/>
-                                <w:szCs w:val="24"/>
-                              </w:rPr>
-                              <w:t>Date-</w:t>
-                            </w:r>
-                          </w:p>
-                        </w:txbxContent>
-                      </wps:txbx>
-                      <wps:bodyPr rot="0" vert="horz" wrap="square" lIns="91440" tIns="45720" rIns="91440" bIns="45720" anchor="t" anchorCtr="0">
-                        <a:noAutofit/>
-                      </wps:bodyPr>
-                    </wps:wsp>
-                  </a:graphicData>
-                </a:graphic>
-                <wp14:sizeRelH relativeFrom="margin">
-                  <wp14:pctWidth>0</wp14:pctWidth>
-                </wp14:sizeRelH>
-                <wp14:sizeRelV relativeFrom="margin">
-                  <wp14:pctHeight>0</wp14:pctHeight>
-                </wp14:sizeRelV>
-              </wp:anchor>
-            </w:drawing>
-          </mc:Choice>
-          <mc:Fallback>
-            <w:pict>
-              <v:shape w14:anchorId="7BA42C81" id="Text Box 2" o:spid="_x0000_s1027" type="#_x0000_t202" style="position:absolute;margin-left:0;margin-top:15.9pt;width:319.8pt;height:178.8pt;z-index:251666432;visibility:visible;mso-wrap-style:square;mso-width-percent:0;mso-height-percent:0;mso-wrap-distance-left:9pt;mso-wrap-distance-top:3.6pt;mso-wrap-distance-right:9pt;mso-wrap-distance-bottom:3.6pt;mso-position-horizontal:left;mso-position-horizontal-relative:margin;mso-position-vertical:absolute;mso-position-vertical-relative:text;mso-width-percent:0;mso-height-percent:0;mso-width-relative:margin;mso-height-relative:margin;v-text-anchor:top" o:gfxdata="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">
-                <v:textbox>
-                  <w:txbxContent>
-                    <w:p>
-                      <w:pPr>
-                        <w:rPr>
-                          <w:rFonts w:ascii="Roboto" w:eastAsia="Times New Roman" w:hAnsi="Roboto" w:cs="Times New Roman"/>
-                          <w:b/>
-                          <w:lang w:val="en-IN" w:eastAsia="en-IN"/>
-                        </w:rPr>
-                      </w:pPr>
-                      <w:r>
-                        <w:rPr>
-                          <w:rFonts w:cstheme="minorHAnsi"/>
-                          <w:b/>
-                          <w:sz w:val="24"/>
-                          <w:szCs w:val="24"/>
-                        </w:rPr>
-                        <w:t>Address of First Holder / Applicant:</w:t>
-                      </w:r>
-                      <w:r>
-                        <w:rPr>
-                          <w:rFonts w:ascii="Roboto" w:eastAsia="Times New Roman" w:hAnsi="Roboto" w:cs="Times New Roman"/>
-                          <w:color w:val="000000"/>
-                          <w:lang w:val="en-IN" w:eastAsia="en-IN"/>
-                        </w:rPr>
-                        <w:t xml:space="preserve"> </w:t>
-                      </w:r>
-                      <w:r>
-                        <w:rPr>
-                          <w:rFonts w:ascii="Roboto" w:eastAsia="Times New Roman" w:hAnsi="Roboto" w:cs="Times New Roman"/>
-                          <w:color w:val="000000"/>
-                          <w:lang w:val="en-IN" w:eastAsia="en-IN"/>
-                        </w:rPr>
-                        <w:br/>
-                      </w:r>
-                      <w:r>
-                        <w:rPr>
-                          <w:rFonts w:ascii="Roboto" w:eastAsia="Times New Roman" w:hAnsi="Roboto" w:cs="Times New Roman"/>
-                          <w:b/>
-                          <w:lang w:val="en-IN" w:eastAsia="en-IN"/>
-                        </w:rPr>
-                        <w:t>[Address C1]</w:t>
-                      </w:r>
-                    </w:p>
-                    <w:p>
-                      <w:pPr>
-                        <w:rPr>
-                          <w:rFonts w:ascii="Roboto" w:eastAsia="Times New Roman" w:hAnsi="Roboto" w:cs="Times New Roman"/>
-                          <w:b/>
-                          <w:lang w:val="en-IN" w:eastAsia="en-IN"/>
-                        </w:rPr>
-                      </w:pPr>
-                    </w:p>
-                    <w:p>
-                      <w:pPr>
-                        <w:rPr>
-                          <w:rFonts w:cstheme="minorHAnsi"/>
-                          <w:b/>
-                          <w:sz w:val="24"/>
-                          <w:szCs w:val="24"/>
-                        </w:rPr>
-                      </w:pPr>
-                      <w:r>
-                        <w:rPr>
-                          <w:rFonts w:cstheme="minorHAnsi"/>
-                          <w:b/>
-                          <w:sz w:val="24"/>
-                          <w:szCs w:val="24"/>
-                        </w:rPr>
-                        <w:t xml:space="preserve">Pin code – </w:t>
-                      </w:r>
-                      <w:r>
-                        <w:rPr>
-                          <w:rFonts w:ascii="Roboto" w:eastAsia="Times New Roman" w:hAnsi="Roboto" w:cs="Times New Roman"/>
-                          <w:b/>
-                          <w:lang w:val="en-IN" w:eastAsia="en-IN"/>
-                        </w:rPr>
-                        <w:t>[PIN C1]</w:t>
-                      </w:r>
-                    </w:p>
-                    <w:p>
-                      <w:pPr>
-                        <w:rPr>
-                          <w:rFonts w:ascii="Roboto" w:eastAsia="Times New Roman" w:hAnsi="Roboto" w:cs="Times New Roman"/>
-                          <w:b/>
-                          <w:lang w:val="en-IN" w:eastAsia="en-IN"/>
-                        </w:rPr>
-                      </w:pPr>
-                      <w:r>
-                        <w:rPr>
-                          <w:rFonts w:cstheme="minorHAnsi"/>
-                          <w:b/>
-                          <w:sz w:val="24"/>
-                          <w:szCs w:val="24"/>
-                        </w:rPr>
-                        <w:t xml:space="preserve">Tel. no.- </w:t>
-                      </w:r>
-                      <w:r>
-                        <w:rPr>
-                          <w:rFonts w:ascii="Roboto" w:eastAsia="Times New Roman" w:hAnsi="Roboto" w:cs="Times New Roman"/>
-                          <w:b/>
-                          <w:lang w:val="en-IN" w:eastAsia="en-IN"/>
-                        </w:rPr>
-                        <w:t>[Mobile No C1]</w:t>
-                      </w:r>
-                    </w:p>
-                    <w:p>
-                      <w:pPr>
-                        <w:rPr>
-                          <w:rFonts w:cstheme="minorHAnsi"/>
-                          <w:b/>
-                          <w:sz w:val="24"/>
-                          <w:szCs w:val="24"/>
-                        </w:rPr>
-                      </w:pPr>
-                      <w:r>
-                        <w:rPr>
-                          <w:rFonts w:eastAsia="Times New Roman" w:cstheme="minorHAnsi"/>
-                          <w:b/>
-                          <w:sz w:val="24"/>
-                          <w:szCs w:val="24"/>
-                          <w:lang w:eastAsia="en-IN"/>
-                        </w:rPr>
-                        <w:t xml:space="preserve">Email Id- </w:t>
-                      </w:r>
-                      <w:r>
-                        <w:rPr>
-                          <w:rFonts w:ascii="Roboto" w:eastAsia="Times New Roman" w:hAnsi="Roboto" w:cs="Times New Roman"/>
-                          <w:b/>
-                          <w:lang w:val="en-IN" w:eastAsia="en-IN"/>
-                        </w:rPr>
-                        <w:t>[Email ID C1]</w:t>
-                      </w:r>
-                    </w:p>
-                    <w:p>
-                      <w:r>
-                        <w:rPr>
-                          <w:rFonts w:cstheme="minorHAnsi"/>
-                          <w:b/>
-                          <w:sz w:val="24"/>
-                          <w:szCs w:val="24"/>
-                        </w:rPr>
-                        <w:t>Date-</w:t>
-                      </w:r>
-                    </w:p>
-                  </w:txbxContent>
-                </v:textbox>
-                <w10:wrap type="square" anchorx="margin"/>
-              </v:shape>
-            </w:pict>
-          </mc:Fallback>
-        </mc:AlternateContent>
-      </w:r>
-    </w:p>
-    <w:p>
-      <w:pPr>
-        <w:rPr>
-          <w:rFonts w:cstheme="minorHAnsi"/>
-          <w:b/>
-          <w:sz w:val="24"/>
-          <w:szCs w:val="24"/>
-        </w:rPr>
-      </w:pPr>
-    </w:p>
-    <w:p>
-      <w:pPr>
-        <w:rPr>
-          <w:rFonts w:ascii="Roboto" w:eastAsia="Times New Roman" w:hAnsi="Roboto" w:cs="Times New Roman"/>
-          <w:b/>
-          <w:lang w:val="en-IN" w:eastAsia="en-IN"/>
-        </w:rPr>
-      </w:pPr>
-    </w:p>
-    <w:p>
-      <w:pPr>
-        <w:rPr>
-          <w:rFonts w:cstheme="minorHAnsi"/>
-          <w:b/>
-          <w:sz w:val="24"/>
-          <w:szCs w:val="24"/>
-        </w:rPr>
-      </w:pPr>
-      <w:r>
-        <w:rPr>
-          <w:rFonts w:cstheme="minorHAnsi"/>
-          <w:b/>
-          <w:sz w:val="24"/>
-          <w:szCs w:val="24"/>
-        </w:rPr>
-        <w:t xml:space="preserve"> </w:t>
-      </w:r>
-    </w:p>
-    <w:p>
-      <w:pPr>
-        <w:jc w:val="center"/>
-      </w:pPr>
-      <w:r>
-        <w:rPr>
-          <w:b/>
-          <w:noProof/>
-        </w:rPr>
-        <mc:AlternateContent>
-          <mc:Choice Requires="wps">
-            <w:drawing>
-              <wp:anchor distT="0" distB="0" distL="114300" distR="114300" simplePos="0" relativeHeight="251660288" behindDoc="0" locked="0" layoutInCell="1" allowOverlap="1" wp14:anchorId="6948A619" wp14:editId="07AFC637">
-                <wp:simplePos x="0" y="0"/>
-                <wp:positionH relativeFrom="page">
-                  <wp:posOffset>5082540</wp:posOffset>
-                </wp:positionH>
-                <wp:positionV relativeFrom="paragraph">
-                  <wp:posOffset>173990</wp:posOffset>
-                </wp:positionV>
-                <wp:extent cx="2313305" cy="824230"/>
-                <wp:effectExtent l="0" t="0" r="10795" b="13970"/>
-                <wp:wrapNone/>
-                <wp:docPr id="7" name="Text Box 2"/>
-                <wp:cNvGraphicFramePr>
-                  <a:graphicFrameLocks xmlns:a="http://schemas.openxmlformats.org/drawingml/2006/main"/>
-                </wp:cNvGraphicFramePr>
-                <a:graphic xmlns:a="http://schemas.openxmlformats.org/drawingml/2006/main">
-                  <a:graphicData uri="http://schemas.microsoft.com/office/word/2010/wordprocessingShape">
-                    <wps:wsp>
-                      <wps:cNvSpPr txBox="1">
-                        <a:spLocks/>
-                      </wps:cNvSpPr>
-                      <wps:spPr>
-                        <a:xfrm>
-                          <a:off x="0" y="0"/>
-                          <a:ext cx="2313305" cy="824230"/>
-                        </a:xfrm>
-                        <a:prstGeom prst="rect">
-                          <a:avLst/>
-                        </a:prstGeom>
-                        <a:noFill/>
-                        <a:ln w="3175" cap="flat" cmpd="sng">
-                          <a:solidFill>
-                            <a:srgbClr val="000000"/>
-                          </a:solidFill>
-                          <a:prstDash val="solid"/>
-                          <a:miter/>
-                          <a:headEnd type="none" w="med" len="med"/>
-                          <a:tailEnd type="none" w="med" len="med"/>
-                        </a:ln>
-                      </wps:spPr>
-                      <wps:txbx>
-                        <w:txbxContent>
-                          <w:p>
-                            <w:pPr>
-                              <w:spacing w:before="75"/>
-                              <w:ind w:left="972"/>
-                              <w:rPr>
-                                <w:rFonts w:ascii="Arial"/>
-                                <w:b/>
-                              </w:rPr>
-                            </w:pPr>
-                            <w:r>
-                              <w:rPr>
-                                <w:rFonts w:ascii="Arial"/>
-                                <w:b/>
-                              </w:rPr>
-                              <w:t>FOR OFFICEUSE ONLY</w:t>
-                            </w:r>
-                          </w:p>
-                          <w:p>
-                            <w:pPr>
-                              <w:pStyle w:val="BodyText"/>
-                              <w:spacing w:before="4"/>
-                              <w:rPr>
-                                <w:rFonts w:ascii="Arial"/>
-                                <w:b/>
-                                <w:sz w:val="20"/>
-                              </w:rPr>
-                            </w:pPr>
-                          </w:p>
-                          <w:p>
-                            <w:pPr>
-                              <w:spacing w:before="1"/>
-                              <w:ind w:left="143"/>
-                              <w:rPr>
-                                <w:rFonts w:ascii="Arial"/>
-                                <w:b/>
-                              </w:rPr>
-                            </w:pPr>
-                            <w:r>
-                              <w:rPr>
-                                <w:rFonts w:ascii="Arial"/>
-                                <w:b/>
-                              </w:rPr>
-                              <w:t>Signature checked by:</w:t>
-                            </w:r>
-                          </w:p>
-                        </w:txbxContent>
-                      </wps:txbx>
-                      <wps:bodyPr wrap="square" lIns="0" tIns="0" rIns="0" bIns="0" upright="1">
-                        <a:noAutofit/>
-                      </wps:bodyPr>
-                    </wps:wsp>
-                  </a:graphicData>
-                </a:graphic>
-                <wp14:sizeRelH relativeFrom="page">
-                  <wp14:pctWidth>0</wp14:pctWidth>
-                </wp14:sizeRelH>
-                <wp14:sizeRelV relativeFrom="page">
-                  <wp14:pctHeight>0</wp14:pctHeight>
-                </wp14:sizeRelV>
-              </wp:anchor>
-            </w:drawing>
-          </mc:Choice>
-          <mc:Fallback>
-            <w:pict>
-              <v:shape w14:anchorId="6948A619" id="_x0000_s1028" type="#_x0000_t202" style="position:absolute;left:0;text-align:left;margin-left:400.2pt;margin-top:13.7pt;width:182.15pt;height:64.9pt;z-index:251660288;visibility:visible;mso-wrap-style:square;mso-width-percent:0;mso-height-percent:0;mso-wrap-distance-left:9pt;mso-wrap-distance-top:0;mso-wrap-distance-right:9pt;mso-wrap-distance-bottom:0;mso-position-horizontal:absolute;mso-position-horizontal-relative:page;mso-position-vertical:absolute;mso-position-vertical-relative:text;mso-width-percent:0;mso-height-percent:0;mso-width-relative:page;mso-height-relative:page;v-text-anchor:top" o:gfxdata="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" filled="f" strokeweight=".25pt">
-                <v:path arrowok="t"/>
-                <v:textbox inset="0,0,0,0">
-                  <w:txbxContent>
-                    <w:p>
-                      <w:pPr>
-                        <w:spacing w:before="75"/>
-                        <w:ind w:left="972"/>
-                        <w:rPr>
-                          <w:rFonts w:ascii="Arial"/>
-                          <w:b/>
-                        </w:rPr>
-                      </w:pPr>
-                      <w:r>
-                        <w:rPr>
-                          <w:rFonts w:ascii="Arial"/>
-                          <w:b/>
-                        </w:rPr>
-                        <w:t>FOR OFFICEUSE ONLY</w:t>
-                      </w:r>
-                    </w:p>
-                    <w:p>
-                      <w:pPr>
-                        <w:pStyle w:val="BodyText"/>
-                        <w:spacing w:before="4"/>
-                        <w:rPr>
-                          <w:rFonts w:ascii="Arial"/>
-                          <w:b/>
-                          <w:sz w:val="20"/>
-                        </w:rPr>
-                      </w:pPr>
-                    </w:p>
-                    <w:p>
-                      <w:pPr>
-                        <w:spacing w:before="1"/>
-                        <w:ind w:left="143"/>
-                        <w:rPr>
-                          <w:rFonts w:ascii="Arial"/>
-                          <w:b/>
-                        </w:rPr>
-                      </w:pPr>
-                      <w:r>
-                        <w:rPr>
-                          <w:rFonts w:ascii="Arial"/>
-                          <w:b/>
-                        </w:rPr>
-                        <w:t>Signature checked by:</w:t>
-                      </w:r>
-                    </w:p>
-                  </w:txbxContent>
-                </v:textbox>
-                <w10:wrap anchorx="page"/>
-              </v:shape>
-            </w:pict>
-          </mc:Fallback>
-        </mc:AlternateContent>
-      </w:r>
-    </w:p>
-    <w:p>
-      <w:pPr>
-        <w:tabs>
-          <w:tab w:val="left" w:pos="9450"/>
-        </w:tabs>
-        <w:spacing w:after="133" w:line="240" w:lineRule="auto"/>
-        <w:ind w:right="314"/>
-        <w:jc w:val="both"/>
-        <w:rPr>
-          <w:rFonts w:ascii="Arial" w:hAnsi="Arial" w:cs="Arial"/>
-          <w:sz w:val="24"/>
-          <w:szCs w:val="24"/>
-        </w:rPr>
-      </w:pPr>
-    </w:p>
-    <w:p>
-      <w:pPr>
-        <w:widowControl w:val="0"/>
-        <w:autoSpaceDE w:val="0"/>
-        <w:autoSpaceDN w:val="0"/>
-        <w:adjustRightInd w:val="0"/>
-        <w:spacing w:after="0" w:line="265" w:lineRule="exact"/>
-        <w:ind w:right="-36"/>
-        <w:rPr>
-          <w:rFonts w:ascii="Arial" w:hAnsi="Arial" w:cs="Arial"/>
-          <w:sz w:val="24"/>
-          <w:szCs w:val="24"/>
-          <w:u w:val="single"/>
-        </w:rPr>
-      </w:pPr>
-    </w:p>
+    <w:p/>
+    <w:p/>
+    <w:p/>
     <w:p>
       <w:pPr>
         <w:widowControl w:val="0"/>
@@ -3941,7 +4358,6 @@
         <w:adjustRightInd w:val="0"/>
         <w:spacing w:after="0" w:line="265" w:lineRule="exact"/>
         <w:ind w:left="20" w:right="-36"/>
-        <w:jc w:val="center"/>
         <w:rPr>
           <w:rFonts w:ascii="Arial" w:hAnsi="Arial" w:cs="Arial"/>
           <w:sz w:val="24"/>
@@ -4391,7 +4807,7 @@
 </file>
 
 <file path=word/numbering.xml><?xml version="1.0" encoding="utf-8"?>
-<w:numbering xmlns:wpc="http://schemas.microsoft.com/office/word/2010/wordprocessingCanvas" xmlns:cx="http://schemas.microsoft.com/office/drawing/2014/chartex" xmlns:cx1="http://schemas.microsoft.com/office/drawing/2015/9/8/chartex" xmlns:cx2="http://schemas.microsoft.com/office/drawing/2015/10/21/chartex" xmlns:cx3="http://schemas.microsoft.com/office/drawing/2016/5/9/chartex" xmlns:cx4="http://schemas.microsoft.com/office/drawing/2016/5/10/chartex" xmlns:cx5="http://schemas.microsoft.com/office/drawing/2016/5/11/chartex" xmlns:cx6="http://schemas.microsoft.com/office/drawing/2016/5/12/chartex" xmlns:cx7="http://schemas.microsoft.com/office/drawing/2016/5/13/chartex" xmlns:cx8="http://schemas.microsoft.com/office/drawing/2016/5/14/chartex" xmlns:mc="http://schemas.openxmlformats.org/markup-compatibility/2006" xmlns:aink="http://schemas.microsoft.com/office/drawing/2016/ink" xmlns:am3d="http://schemas.microsoft.com/office/drawing/2017/model3d" xmlns:o="urn:schemas-microsoft-com:office:office" xmlns:oel="http://schemas.microsoft.com/office/2019/extlst" xmlns:r="http://schemas.openxmlformats.org/officeDocument/2006/relationships" xmlns:m="http://schemas.openxmlformats.org/officeDocument/2006/math" xmlns:v="urn:schemas-microsoft-com:vml" xmlns:wp14="http://schemas.microsoft.com/office/word/2010/wordprocessingDrawing" xmlns:wp="http://schemas.openxmlformats.org/drawingml/2006/wordprocessingDrawing" xmlns:w10="urn:schemas-microsoft-com:office:word" xmlns:w="http://schemas.openxmlformats.org/wordprocessingml/2006/main" xmlns:w14="http://schemas.microsoft.com/office/word/2010/wordml" xmlns:w15="http://schemas.microsoft.com/office/word/2012/wordml" xmlns:w16cex="http://schemas.microsoft.com/office/word/2018/wordml/cex" xmlns:w16cid="http://schemas.microsoft.com/office/word/2016/wordml/cid" xmlns:w16="http://schemas.microsoft.com/office/word/2018/wordml" xmlns:w16du="http://schemas.microsoft.com/office/word/2023/wordml/word16du" xmlns:w16sdtdh="http://schemas.microsoft.com/office/word/2020/wordml/sdtdatahash" xmlns:w16sdtfl="http://schemas.microsoft.com/office/word/2024/wordml/sdtformatlock" xmlns:w16se="http://schemas.microsoft.com/office/word/2015/wordml/symex" xmlns:wpg="http://schemas.microsoft.com/office/word/2010/wordprocessingGroup" xmlns:wpi="http://schemas.microsoft.com/office/word/2010/wordprocessingInk" xmlns:wne="http://schemas.microsoft.com/office/word/2006/wordml" xmlns:wps="http://schemas.microsoft.com/office/word/2010/wordprocessingShape" mc:Ignorable="w14 w15 w16se w16cid w16 w16cex w16sdtdh w16sdtfl w16du wp14">
+<w:numbering xmlns:wpc="http://schemas.microsoft.com/office/word/2010/wordprocessingCanvas" xmlns:cx="http://schemas.microsoft.com/office/drawing/2014/chartex" xmlns:mc="http://schemas.openxmlformats.org/markup-compatibility/2006" xmlns:o="urn:schemas-microsoft-com:office:office" xmlns:r="http://schemas.openxmlformats.org/officeDocument/2006/relationships" xmlns:m="http://schemas.openxmlformats.org/officeDocument/2006/math" xmlns:v="urn:schemas-microsoft-com:vml" xmlns:wp14="http://schemas.microsoft.com/office/word/2010/wordprocessingDrawing" xmlns:wp="http://schemas.openxmlformats.org/drawingml/2006/wordprocessingDrawing" xmlns:w10="urn:schemas-microsoft-com:office:word" xmlns:w="http://schemas.openxmlformats.org/wordprocessingml/2006/main" xmlns:w14="http://schemas.microsoft.com/office/word/2010/wordml" xmlns:w15="http://schemas.microsoft.com/office/word/2012/wordml" xmlns:w16se="http://schemas.microsoft.com/office/word/2015/wordml/symex" xmlns:wpg="http://schemas.microsoft.com/office/word/2010/wordprocessingGroup" xmlns:wpi="http://schemas.microsoft.com/office/word/2010/wordprocessingInk" xmlns:wne="http://schemas.microsoft.com/office/word/2006/wordml" xmlns:wps="http://schemas.microsoft.com/office/word/2010/wordprocessingShape" mc:Ignorable="w14 w15 w16se wp14">
   <w:abstractNum w:abstractNumId="0" w15:restartNumberingAfterBreak="0">
     <w:nsid w:val="0B9E6BD1"/>
     <w:multiLevelType w:val="hybridMultilevel"/>
@@ -6341,62 +6757,62 @@
       </w:pPr>
     </w:lvl>
   </w:abstractNum>
-  <w:num w:numId="1" w16cid:durableId="1547257801">
+  <w:num w:numId="1">
     <w:abstractNumId w:val="11"/>
   </w:num>
-  <w:num w:numId="2" w16cid:durableId="1914925836">
+  <w:num w:numId="2">
     <w:abstractNumId w:val="12"/>
   </w:num>
-  <w:num w:numId="3" w16cid:durableId="301813863">
+  <w:num w:numId="3">
     <w:abstractNumId w:val="1"/>
   </w:num>
-  <w:num w:numId="4" w16cid:durableId="1082140385">
+  <w:num w:numId="4">
     <w:abstractNumId w:val="14"/>
   </w:num>
-  <w:num w:numId="5" w16cid:durableId="405609096">
+  <w:num w:numId="5">
     <w:abstractNumId w:val="15"/>
   </w:num>
-  <w:num w:numId="6" w16cid:durableId="1006715465">
+  <w:num w:numId="6">
     <w:abstractNumId w:val="8"/>
   </w:num>
-  <w:num w:numId="7" w16cid:durableId="1443963911">
+  <w:num w:numId="7">
     <w:abstractNumId w:val="0"/>
   </w:num>
-  <w:num w:numId="8" w16cid:durableId="467093208">
+  <w:num w:numId="8">
     <w:abstractNumId w:val="13"/>
   </w:num>
-  <w:num w:numId="9" w16cid:durableId="998114692">
+  <w:num w:numId="9">
     <w:abstractNumId w:val="6"/>
   </w:num>
-  <w:num w:numId="10" w16cid:durableId="97454830">
+  <w:num w:numId="10">
     <w:abstractNumId w:val="16"/>
   </w:num>
-  <w:num w:numId="11" w16cid:durableId="2130275788">
+  <w:num w:numId="11">
     <w:abstractNumId w:val="2"/>
   </w:num>
-  <w:num w:numId="12" w16cid:durableId="341394490">
+  <w:num w:numId="12">
     <w:abstractNumId w:val="5"/>
   </w:num>
-  <w:num w:numId="13" w16cid:durableId="926378529">
+  <w:num w:numId="13">
     <w:abstractNumId w:val="10"/>
   </w:num>
-  <w:num w:numId="14" w16cid:durableId="1891728693">
+  <w:num w:numId="14">
     <w:abstractNumId w:val="9"/>
   </w:num>
-  <w:num w:numId="15" w16cid:durableId="1973124478">
+  <w:num w:numId="15">
     <w:abstractNumId w:val="4"/>
   </w:num>
-  <w:num w:numId="16" w16cid:durableId="1425957394">
+  <w:num w:numId="16">
     <w:abstractNumId w:val="3"/>
   </w:num>
-  <w:num w:numId="17" w16cid:durableId="2020888825">
+  <w:num w:numId="17">
     <w:abstractNumId w:val="7"/>
   </w:num>
 </w:numbering>
 </file>
 
 <file path=word/styles.xml><?xml version="1.0" encoding="utf-8"?>
-<w:styles xmlns:mc="http://schemas.openxmlformats.org/markup-compatibility/2006" xmlns:r="http://schemas.openxmlformats.org/officeDocument/2006/relationships" xmlns:w="http://schemas.openxmlformats.org/wordprocessingml/2006/main" xmlns:w14="http://schemas.microsoft.com/office/word/2010/wordml" xmlns:w15="http://schemas.microsoft.com/office/word/2012/wordml" xmlns:w16cex="http://schemas.microsoft.com/office/word/2018/wordml/cex" xmlns:w16cid="http://schemas.microsoft.com/office/word/2016/wordml/cid" xmlns:w16="http://schemas.microsoft.com/office/word/2018/wordml" xmlns:w16du="http://schemas.microsoft.com/office/word/2023/wordml/word16du" xmlns:w16sdtdh="http://schemas.microsoft.com/office/word/2020/wordml/sdtdatahash" xmlns:w16sdtfl="http://schemas.microsoft.com/office/word/2024/wordml/sdtformatlock" xmlns:w16se="http://schemas.microsoft.com/office/word/2015/wordml/symex" mc:Ignorable="w14 w15 w16se w16cid w16 w16cex w16sdtdh w16sdtfl w16du">
+<w:styles xmlns:mc="http://schemas.openxmlformats.org/markup-compatibility/2006" xmlns:r="http://schemas.openxmlformats.org/officeDocument/2006/relationships" xmlns:w="http://schemas.openxmlformats.org/wordprocessingml/2006/main" xmlns:w14="http://schemas.microsoft.com/office/word/2010/wordml" xmlns:w15="http://schemas.microsoft.com/office/word/2012/wordml" xmlns:w16se="http://schemas.microsoft.com/office/word/2015/wordml/symex" mc:Ignorable="w14 w15 w16se">
   <w:docDefaults>
     <w:rPrDefault>
       <w:rPr>
@@ -6412,7 +6828,7 @@
       </w:pPr>
     </w:pPrDefault>
   </w:docDefaults>
-  <w:latentStyles w:defLockedState="0" w:defUIPriority="99" w:defSemiHidden="0" w:defUnhideWhenUsed="0" w:defQFormat="0" w:count="376">
+  <w:latentStyles w:defLockedState="0" w:defUIPriority="99" w:defSemiHidden="0" w:defUnhideWhenUsed="0" w:defQFormat="0" w:count="371">
     <w:lsdException w:name="Normal" w:uiPriority="0" w:qFormat="1"/>
     <w:lsdException w:name="heading 1" w:uiPriority="9" w:qFormat="1"/>
     <w:lsdException w:name="heading 2" w:semiHidden="1" w:uiPriority="9" w:unhideWhenUsed="1" w:qFormat="1"/>
@@ -6784,11 +7200,6 @@
     <w:lsdException w:name="List Table 5 Dark Accent 6" w:uiPriority="50"/>
     <w:lsdException w:name="List Table 6 Colorful Accent 6" w:uiPriority="51"/>
     <w:lsdException w:name="List Table 7 Colorful Accent 6" w:uiPriority="52"/>
-    <w:lsdException w:name="Mention" w:semiHidden="1" w:unhideWhenUsed="1"/>
-    <w:lsdException w:name="Smart Hyperlink" w:semiHidden="1" w:unhideWhenUsed="1"/>
-    <w:lsdException w:name="Hashtag" w:semiHidden="1" w:unhideWhenUsed="1"/>
-    <w:lsdException w:name="Unresolved Mention" w:semiHidden="1" w:unhideWhenUsed="1"/>
-    <w:lsdException w:name="Smart Link" w:semiHidden="1" w:unhideWhenUsed="1"/>
   </w:latentStyles>
   <w:style w:type="paragraph" w:default="1" w:styleId="Normal">
     <w:name w:val="Normal"/>
@@ -7461,7 +7872,7 @@
 </file>
 
 <file path=customXml/itemProps1.xml><?xml version="1.0" encoding="utf-8"?>
-<ds:datastoreItem xmlns:ds="http://schemas.openxmlformats.org/officeDocument/2006/customXml" ds:itemID="{690BF816-0678-420A-B8DB-951F501D7808}">
+<ds:datastoreItem xmlns:ds="http://schemas.openxmlformats.org/officeDocument/2006/customXml" ds:itemID="{D06B5CD9-92E6-4D58-AA7E-FDE18A85C854}">
   <ds:schemaRefs>
     <ds:schemaRef ds:uri="http://schemas.openxmlformats.org/officeDocument/2006/bibliography"/>
   </ds:schemaRefs>
